--- a/docs/Feedback Operacional.docx
+++ b/docs/Feedback Operacional.docx
@@ -1,10 +1,10 @@
 
 <file path=word/document.xml><?xml version="1.0" encoding="utf-8"?>
-<w:document xmlns:wpc="http://schemas.microsoft.com/office/word/2010/wordprocessingCanvas" xmlns:cx="http://schemas.microsoft.com/office/drawing/2014/chartex" xmlns:mc="http://schemas.openxmlformats.org/markup-compatibility/2006" xmlns:o="urn:schemas-microsoft-com:office:office" xmlns:r="http://schemas.openxmlformats.org/officeDocument/2006/relationships" xmlns:m="http://schemas.openxmlformats.org/officeDocument/2006/math" xmlns:v="urn:schemas-microsoft-com:vml" xmlns:wp14="http://schemas.microsoft.com/office/word/2010/wordprocessingDrawing" xmlns:wp="http://schemas.openxmlformats.org/drawingml/2006/wordprocessingDrawing" xmlns:w10="urn:schemas-microsoft-com:office:word" xmlns:w="http://schemas.openxmlformats.org/wordprocessingml/2006/main" xmlns:w14="http://schemas.microsoft.com/office/word/2010/wordml" xmlns:w15="http://schemas.microsoft.com/office/word/2012/wordml" xmlns:w16se="http://schemas.microsoft.com/office/word/2015/wordml/symex" xmlns:wpg="http://schemas.microsoft.com/office/word/2010/wordprocessingGroup" xmlns:wpi="http://schemas.microsoft.com/office/word/2010/wordprocessingInk" xmlns:wne="http://schemas.microsoft.com/office/word/2006/wordml" xmlns:wps="http://schemas.microsoft.com/office/word/2010/wordprocessingShape" mc:Ignorable="w14 w15 w16se wp14">
+<w:document xmlns:wpc="http://schemas.microsoft.com/office/word/2010/wordprocessingCanvas" xmlns:mc="http://schemas.openxmlformats.org/markup-compatibility/2006" xmlns:o="urn:schemas-microsoft-com:office:office" xmlns:r="http://schemas.openxmlformats.org/officeDocument/2006/relationships" xmlns:m="http://schemas.openxmlformats.org/officeDocument/2006/math" xmlns:v="urn:schemas-microsoft-com:vml" xmlns:wp14="http://schemas.microsoft.com/office/word/2010/wordprocessingDrawing" xmlns:wp="http://schemas.openxmlformats.org/drawingml/2006/wordprocessingDrawing" xmlns:w="http://schemas.openxmlformats.org/wordprocessingml/2006/main" xmlns:w14="http://schemas.microsoft.com/office/word/2010/wordml" xmlns:w10="urn:schemas-microsoft-com:office:word" xmlns:w15="http://schemas.microsoft.com/office/word/2012/wordml" xmlns:wpg="http://schemas.microsoft.com/office/word/2010/wordprocessingGroup" xmlns:wpi="http://schemas.microsoft.com/office/word/2010/wordprocessingInk" xmlns:wne="http://schemas.microsoft.com/office/word/2006/wordml" xmlns:wps="http://schemas.microsoft.com/office/word/2010/wordprocessingShape" xmlns:wpsCustomData="http://www.wps.cn/officeDocument/2013/wpsCustomData" mc:Ignorable="w14 w15 wp14">
   <w:body>
     <w:p>
       <w:pPr>
-        <w:pStyle w:val="Corpodetexto"/>
+        <w:pStyle w:val="4"/>
         <w:rPr>
           <w:rFonts w:ascii="Times New Roman"/>
           <w:sz w:val="24"/>
@@ -12,40 +12,35 @@
       </w:pPr>
       <w:r>
         <w:rPr>
-          <w:noProof/>
           <w:sz w:val="24"/>
           <w:lang w:val="pt-BR" w:eastAsia="pt-BR"/>
         </w:rPr>
         <mc:AlternateContent>
           <mc:Choice Requires="wpg">
             <w:drawing>
-              <wp:anchor distT="0" distB="0" distL="0" distR="0" simplePos="0" relativeHeight="15738368" behindDoc="0" locked="0" layoutInCell="1" allowOverlap="1" wp14:anchorId="28F65299" wp14:editId="0CCB7686">
+              <wp:anchor distT="0" distB="0" distL="0" distR="0" simplePos="0" relativeHeight="251659264" behindDoc="0" locked="0" layoutInCell="1" allowOverlap="1">
                 <wp:simplePos x="0" y="0"/>
                 <wp:positionH relativeFrom="page">
-                  <wp:posOffset>-22033</wp:posOffset>
+                  <wp:posOffset>-21590</wp:posOffset>
                 </wp:positionH>
                 <wp:positionV relativeFrom="paragraph">
-                  <wp:posOffset>10939</wp:posOffset>
+                  <wp:posOffset>10795</wp:posOffset>
                 </wp:positionV>
-                <wp:extent cx="8466072" cy="1648071"/>
+                <wp:extent cx="7562850" cy="1647825"/>
                 <wp:effectExtent l="0" t="0" r="0" b="9525"/>
                 <wp:wrapNone/>
                 <wp:docPr id="2" name="Group 2"/>
-                <wp:cNvGraphicFramePr>
-                  <a:graphicFrameLocks xmlns:a="http://schemas.openxmlformats.org/drawingml/2006/main"/>
-                </wp:cNvGraphicFramePr>
+                <wp:cNvGraphicFramePr/>
                 <a:graphic xmlns:a="http://schemas.openxmlformats.org/drawingml/2006/main">
                   <a:graphicData uri="http://schemas.microsoft.com/office/word/2010/wordprocessingGroup">
                     <wpg:wgp>
-                      <wpg:cNvGrpSpPr>
-                        <a:grpSpLocks/>
-                      </wpg:cNvGrpSpPr>
+                      <wpg:cNvGrpSpPr/>
                       <wpg:grpSpPr>
                         <a:xfrm>
                           <a:off x="0" y="0"/>
-                          <a:ext cx="8466072" cy="1648071"/>
+                          <a:ext cx="7562700" cy="1648071"/>
                           <a:chOff x="-396611" y="-22089"/>
-                          <a:chExt cx="8466240" cy="1648460"/>
+                          <a:chExt cx="7562850" cy="1648460"/>
                         </a:xfrm>
                       </wpg:grpSpPr>
                       <wps:wsp>
@@ -102,9 +97,6 @@
                           </a:fontRef>
                         </wps:style>
                         <wps:bodyPr wrap="square" lIns="0" tIns="0" rIns="0" bIns="0" rtlCol="0">
-                          <a:prstTxWarp prst="textNoShape">
-                            <a:avLst/>
-                          </a:prstTxWarp>
                           <a:noAutofit/>
                         </wps:bodyPr>
                       </wps:wsp>
@@ -113,8 +105,8 @@
                         <wps:cNvSpPr txBox="1"/>
                         <wps:spPr>
                           <a:xfrm>
-                            <a:off x="506779" y="44106"/>
-                            <a:ext cx="7562850" cy="1465530"/>
+                            <a:off x="839099" y="547725"/>
+                            <a:ext cx="5330190" cy="519630"/>
                           </a:xfrm>
                           <a:prstGeom prst="rect">
                             <a:avLst/>
@@ -124,16 +116,8 @@
                           <w:txbxContent>
                             <w:p>
                               <w:pPr>
-                                <w:spacing w:before="292"/>
-                                <w:rPr>
-                                  <w:sz w:val="56"/>
-                                </w:rPr>
-                              </w:pPr>
-                            </w:p>
-                            <w:p>
-                              <w:pPr>
                                 <w:ind w:right="322"/>
-                                <w:jc w:val="center"/>
+                                <w:jc w:val="both"/>
                                 <w:rPr>
                                   <w:sz w:val="56"/>
                                 </w:rPr>
@@ -193,41 +177,33 @@
                     </wpg:wgp>
                   </a:graphicData>
                 </a:graphic>
-                <wp14:sizeRelH relativeFrom="margin">
-                  <wp14:pctWidth>0</wp14:pctWidth>
-                </wp14:sizeRelH>
-                <wp14:sizeRelV relativeFrom="margin">
-                  <wp14:pctHeight>0</wp14:pctHeight>
-                </wp14:sizeRelV>
               </wp:anchor>
             </w:drawing>
           </mc:Choice>
           <mc:Fallback>
             <w:pict>
-              <v:group w14:anchorId="28F65299" id="Group 2" o:spid="_x0000_s1026" style="position:absolute;margin-left:-1.75pt;margin-top:.85pt;width:666.6pt;height:129.75pt;z-index:15738368;mso-wrap-distance-left:0;mso-wrap-distance-right:0;mso-position-horizontal-relative:page;mso-width-relative:margin;mso-height-relative:margin" coordorigin="-3966,-220" coordsize="84662,16484" o:gfxdata="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">
-                <v:shape id="Graphic 3" o:spid="_x0000_s1027" style="position:absolute;left:-3966;top:-220;width:75628;height:16483;visibility:visible;mso-wrap-style:square;v-text-anchor:top" coordsize="7562850,1648460" o:gfxdata="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" path="m,l7562849,r,1648411l,1648411,,xe" fillcolor="#2d69b5 [2578]" stroked="f">
-                  <v:fill color2="#091525 [962]" rotate="t" focusposition=".5,.5" focussize="" focus="100%" type="gradientRadial"/>
-                  <v:path arrowok="t"/>
+              <v:group id="Group 2" o:spid="_x0000_s1026" o:spt="203" style="position:absolute;left:0pt;margin-left:-1.7pt;margin-top:0.85pt;height:129.75pt;width:595.5pt;mso-position-horizontal-relative:page;z-index:251659264;mso-width-relative:page;mso-height-relative:page;" coordorigin="-396611,-22089" coordsize="7562850,1648460" o:gfxdata="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">
+                <o:lock v:ext="edit" aspectratio="f"/>
+                <v:shape id="Graphic 3" o:spid="_x0000_s1026" o:spt="100" style="position:absolute;left:-396611;top:-22089;height:1648460;width:7562850;" fillcolor="#5B7CC6 [3216]" filled="t" stroked="f" coordsize="7562850,1648460" o:gfxdata="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" path="m0,0l7562849,0,7562849,1648411,0,1648411,0,0xe">
+                  <v:fill type="gradientRadial" on="t" color2="#002463 [3216]" focus="100%" focussize="0f,0f" focusposition="32768f,32768f" rotate="t">
+                    <o:fill type="gradientRadial" v:ext="backwardCompatible"/>
+                  </v:fill>
+                  <v:stroke on="f"/>
+                  <v:imagedata o:title=""/>
+                  <o:lock v:ext="edit" aspectratio="f"/>
+                  <v:textbox inset="0mm,0mm,0mm,0mm"/>
                 </v:shape>
-                <v:shapetype id="_x0000_t202" coordsize="21600,21600" o:spt="202" path="m,l,21600r21600,l21600,xe">
-                  <v:stroke joinstyle="miter"/>
-                  <v:path gradientshapeok="t" o:connecttype="rect"/>
-                </v:shapetype>
-                <v:shape id="Textbox 4" o:spid="_x0000_s1028" type="#_x0000_t202" style="position:absolute;left:5067;top:441;width:75629;height:14655;visibility:visible;mso-wrap-style:square;v-text-anchor:top" o:gfxdata="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" filled="f" stroked="f">
-                  <v:textbox inset="0,0,0,0">
+                <v:shape id="Textbox 4" o:spid="_x0000_s1026" o:spt="202" type="#_x0000_t202" style="position:absolute;left:839099;top:547725;height:519630;width:5330190;" filled="f" stroked="f" coordsize="21600,21600" o:gfxdata="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">
+                  <v:fill on="f" focussize="0,0"/>
+                  <v:stroke on="f"/>
+                  <v:imagedata o:title=""/>
+                  <o:lock v:ext="edit" aspectratio="f"/>
+                  <v:textbox inset="0mm,0mm,0mm,0mm">
                     <w:txbxContent>
                       <w:p>
                         <w:pPr>
-                          <w:spacing w:before="292"/>
-                          <w:rPr>
-                            <w:sz w:val="56"/>
-                          </w:rPr>
-                        </w:pPr>
-                      </w:p>
-                      <w:p>
-                        <w:pPr>
                           <w:ind w:right="322"/>
-                          <w:jc w:val="center"/>
+                          <w:jc w:val="both"/>
                           <w:rPr>
                             <w:sz w:val="56"/>
                           </w:rPr>
@@ -281,7 +257,6 @@
                     </w:txbxContent>
                   </v:textbox>
                 </v:shape>
-                <w10:wrap anchorx="page"/>
               </v:group>
             </w:pict>
           </mc:Fallback>
@@ -290,7 +265,7 @@
     </w:p>
     <w:p>
       <w:pPr>
-        <w:pStyle w:val="Corpodetexto"/>
+        <w:pStyle w:val="4"/>
         <w:rPr>
           <w:rFonts w:ascii="Times New Roman"/>
           <w:sz w:val="24"/>
@@ -299,95 +274,7 @@
     </w:p>
     <w:p>
       <w:pPr>
-        <w:pStyle w:val="Corpodetexto"/>
-        <w:rPr>
-          <w:rFonts w:ascii="Times New Roman"/>
-          <w:sz w:val="24"/>
-        </w:rPr>
-      </w:pPr>
-      <w:r>
-        <w:rPr>
-          <w:noProof/>
-          <w:sz w:val="24"/>
-          <w:lang w:val="pt-BR" w:eastAsia="pt-BR"/>
-        </w:rPr>
-        <w:drawing>
-          <wp:anchor distT="0" distB="0" distL="114300" distR="114300" simplePos="0" relativeHeight="487598080" behindDoc="0" locked="0" layoutInCell="1" allowOverlap="1" wp14:anchorId="6A627243" wp14:editId="5DC66D0C">
-            <wp:simplePos x="0" y="0"/>
-            <wp:positionH relativeFrom="column">
-              <wp:posOffset>528580</wp:posOffset>
-            </wp:positionH>
-            <wp:positionV relativeFrom="paragraph">
-              <wp:posOffset>34765</wp:posOffset>
-            </wp:positionV>
-            <wp:extent cx="969484" cy="806088"/>
-            <wp:effectExtent l="19050" t="57150" r="0" b="299085"/>
-            <wp:wrapNone/>
-            <wp:docPr id="30" name="Imagem 30"/>
-            <wp:cNvGraphicFramePr>
-              <a:graphicFrameLocks xmlns:a="http://schemas.openxmlformats.org/drawingml/2006/main" noChangeAspect="1"/>
-            </wp:cNvGraphicFramePr>
-            <a:graphic xmlns:a="http://schemas.openxmlformats.org/drawingml/2006/main">
-              <a:graphicData uri="http://schemas.openxmlformats.org/drawingml/2006/picture">
-                <pic:pic xmlns:pic="http://schemas.openxmlformats.org/drawingml/2006/picture">
-                  <pic:nvPicPr>
-                    <pic:cNvPr id="30" name="download.jpg"/>
-                    <pic:cNvPicPr/>
-                  </pic:nvPicPr>
-                  <pic:blipFill>
-                    <a:blip r:embed="rId5">
-                      <a:extLst>
-                        <a:ext uri="{28A0092B-C50C-407E-A947-70E740481C1C}">
-                          <a14:useLocalDpi xmlns:a14="http://schemas.microsoft.com/office/drawing/2010/main" val="0"/>
-                        </a:ext>
-                      </a:extLst>
-                    </a:blip>
-                    <a:stretch>
-                      <a:fillRect/>
-                    </a:stretch>
-                  </pic:blipFill>
-                  <pic:spPr>
-                    <a:xfrm>
-                      <a:off x="0" y="0"/>
-                      <a:ext cx="969484" cy="806088"/>
-                    </a:xfrm>
-                    <a:prstGeom prst="rect">
-                      <a:avLst/>
-                    </a:prstGeom>
-                    <a:ln>
-                      <a:noFill/>
-                    </a:ln>
-                    <a:effectLst>
-                      <a:reflection blurRad="12700" stA="30000" endPos="30000" dist="5000" dir="5400000" sy="-100000" algn="bl" rotWithShape="0"/>
-                    </a:effectLst>
-                    <a:scene3d>
-                      <a:camera prst="perspectiveContrastingLeftFacing">
-                        <a:rot lat="300000" lon="19800000" rev="0"/>
-                      </a:camera>
-                      <a:lightRig rig="threePt" dir="t">
-                        <a:rot lat="0" lon="0" rev="2700000"/>
-                      </a:lightRig>
-                    </a:scene3d>
-                    <a:sp3d>
-                      <a:bevelT w="63500" h="50800"/>
-                    </a:sp3d>
-                  </pic:spPr>
-                </pic:pic>
-              </a:graphicData>
-            </a:graphic>
-            <wp14:sizeRelH relativeFrom="margin">
-              <wp14:pctWidth>0</wp14:pctWidth>
-            </wp14:sizeRelH>
-            <wp14:sizeRelV relativeFrom="margin">
-              <wp14:pctHeight>0</wp14:pctHeight>
-            </wp14:sizeRelV>
-          </wp:anchor>
-        </w:drawing>
-      </w:r>
-    </w:p>
-    <w:p>
-      <w:pPr>
-        <w:pStyle w:val="Corpodetexto"/>
+        <w:pStyle w:val="4"/>
         <w:rPr>
           <w:rFonts w:ascii="Times New Roman"/>
           <w:sz w:val="24"/>
@@ -396,7 +283,7 @@
     </w:p>
     <w:p>
       <w:pPr>
-        <w:pStyle w:val="Corpodetexto"/>
+        <w:pStyle w:val="4"/>
         <w:rPr>
           <w:rFonts w:ascii="Times New Roman"/>
           <w:sz w:val="24"/>
@@ -405,7 +292,7 @@
     </w:p>
     <w:p>
       <w:pPr>
-        <w:pStyle w:val="Corpodetexto"/>
+        <w:pStyle w:val="4"/>
         <w:rPr>
           <w:rFonts w:ascii="Times New Roman"/>
           <w:sz w:val="24"/>
@@ -414,7 +301,7 @@
     </w:p>
     <w:p>
       <w:pPr>
-        <w:pStyle w:val="Corpodetexto"/>
+        <w:pStyle w:val="4"/>
         <w:rPr>
           <w:rFonts w:ascii="Times New Roman"/>
           <w:sz w:val="24"/>
@@ -423,7 +310,7 @@
     </w:p>
     <w:p>
       <w:pPr>
-        <w:pStyle w:val="Corpodetexto"/>
+        <w:pStyle w:val="4"/>
         <w:rPr>
           <w:rFonts w:ascii="Times New Roman"/>
           <w:sz w:val="24"/>
@@ -432,7 +319,7 @@
     </w:p>
     <w:p>
       <w:pPr>
-        <w:pStyle w:val="Corpodetexto"/>
+        <w:pStyle w:val="4"/>
         <w:rPr>
           <w:rFonts w:ascii="Times New Roman"/>
           <w:sz w:val="24"/>
@@ -441,7 +328,7 @@
     </w:p>
     <w:p>
       <w:pPr>
-        <w:pStyle w:val="Corpodetexto"/>
+        <w:pStyle w:val="4"/>
         <w:rPr>
           <w:rFonts w:ascii="Times New Roman"/>
           <w:sz w:val="24"/>
@@ -450,7 +337,18 @@
     </w:p>
     <w:p>
       <w:pPr>
-        <w:pStyle w:val="Corpodetexto"/>
+        <w:pStyle w:val="4"/>
+        <w:rPr>
+          <w:rFonts w:ascii="Times New Roman"/>
+          <w:sz w:val="24"/>
+        </w:rPr>
+      </w:pPr>
+      <w:bookmarkStart w:id="0" w:name="_GoBack"/>
+      <w:bookmarkEnd w:id="0"/>
+    </w:p>
+    <w:p>
+      <w:pPr>
+        <w:pStyle w:val="4"/>
         <w:rPr>
           <w:rFonts w:ascii="Times New Roman"/>
           <w:sz w:val="24"/>
@@ -459,7 +357,7 @@
     </w:p>
     <w:p>
       <w:pPr>
-        <w:pStyle w:val="Corpodetexto"/>
+        <w:pStyle w:val="4"/>
         <w:spacing w:before="83"/>
         <w:rPr>
           <w:rFonts w:ascii="Times New Roman"/>
@@ -476,34 +374,29 @@
       </w:pPr>
       <w:r>
         <w:rPr>
-          <w:noProof/>
           <w:sz w:val="24"/>
           <w:lang w:val="pt-BR" w:eastAsia="pt-BR"/>
         </w:rPr>
         <mc:AlternateContent>
           <mc:Choice Requires="wps">
             <w:drawing>
-              <wp:anchor distT="0" distB="0" distL="0" distR="0" simplePos="0" relativeHeight="15738880" behindDoc="0" locked="0" layoutInCell="1" allowOverlap="1" wp14:anchorId="32612A48" wp14:editId="549FEB3D">
+              <wp:anchor distT="0" distB="0" distL="0" distR="0" simplePos="0" relativeHeight="251659264" behindDoc="0" locked="0" layoutInCell="1" allowOverlap="1">
                 <wp:simplePos x="0" y="0"/>
                 <wp:positionH relativeFrom="page">
-                  <wp:posOffset>768481</wp:posOffset>
+                  <wp:posOffset>768350</wp:posOffset>
                 </wp:positionH>
                 <wp:positionV relativeFrom="paragraph">
-                  <wp:posOffset>102666</wp:posOffset>
+                  <wp:posOffset>102235</wp:posOffset>
                 </wp:positionV>
                 <wp:extent cx="1659255" cy="9525"/>
                 <wp:effectExtent l="0" t="0" r="0" b="0"/>
                 <wp:wrapNone/>
                 <wp:docPr id="5" name="Graphic 5"/>
-                <wp:cNvGraphicFramePr>
-                  <a:graphicFrameLocks xmlns:a="http://schemas.openxmlformats.org/drawingml/2006/main"/>
-                </wp:cNvGraphicFramePr>
+                <wp:cNvGraphicFramePr/>
                 <a:graphic xmlns:a="http://schemas.openxmlformats.org/drawingml/2006/main">
                   <a:graphicData uri="http://schemas.microsoft.com/office/word/2010/wordprocessingShape">
                     <wps:wsp>
-                      <wps:cNvSpPr>
-                        <a:spLocks/>
-                      </wps:cNvSpPr>
+                      <wps:cNvSpPr/>
                       <wps:spPr>
                         <a:xfrm>
                           <a:off x="0" y="0"/>
@@ -534,9 +427,6 @@
                         </a:ln>
                       </wps:spPr>
                       <wps:bodyPr wrap="square" lIns="0" tIns="0" rIns="0" bIns="0" rtlCol="0">
-                        <a:prstTxWarp prst="textNoShape">
-                          <a:avLst/>
-                        </a:prstTxWarp>
                         <a:noAutofit/>
                       </wps:bodyPr>
                     </wps:wsp>
@@ -547,9 +437,12 @@
           </mc:Choice>
           <mc:Fallback>
             <w:pict>
-              <v:shape w14:anchorId="6D9D723C" id="Graphic 5" o:spid="_x0000_s1026" style="position:absolute;margin-left:60.5pt;margin-top:8.1pt;width:130.65pt;height:.75pt;z-index:15738880;visibility:visible;mso-wrap-style:square;mso-wrap-distance-left:0;mso-wrap-distance-top:0;mso-wrap-distance-right:0;mso-wrap-distance-bottom:0;mso-position-horizontal:absolute;mso-position-horizontal-relative:page;mso-position-vertical:absolute;mso-position-vertical-relative:text;v-text-anchor:top" coordsize="1659255,9525" o:gfxdata="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" path="m,9506l1658777,e" filled="f" strokecolor="#a6a6a6" strokeweight=".26478mm">
-                <v:path arrowok="t"/>
-                <w10:wrap anchorx="page"/>
+              <v:shape id="Graphic 5" o:spid="_x0000_s1026" o:spt="100" style="position:absolute;left:0pt;margin-left:60.5pt;margin-top:8.05pt;height:0.75pt;width:130.65pt;mso-position-horizontal-relative:page;z-index:251659264;mso-width-relative:page;mso-height-relative:page;" filled="f" stroked="t" coordsize="1659255,9525" o:gfxdata="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" path="m0,9506l1658777,0e">
+                <v:fill on="f" focussize="0,0"/>
+                <v:stroke weight="0.750551181102362pt" color="#A6A6A6" joinstyle="round"/>
+                <v:imagedata o:title=""/>
+                <o:lock v:ext="edit" aspectratio="f"/>
+                <v:textbox inset="0mm,0mm,0mm,0mm"/>
               </v:shape>
             </w:pict>
           </mc:Fallback>
@@ -565,7 +458,6 @@
       </w:r>
       <w:r>
         <w:rPr>
-          <w:noProof/>
           <w:sz w:val="24"/>
           <w:lang w:val="pt-BR" w:eastAsia="pt-BR"/>
         </w:rPr>
@@ -726,7 +618,7 @@
     </w:p>
     <w:p>
       <w:pPr>
-        <w:pStyle w:val="Corpodetexto"/>
+        <w:pStyle w:val="4"/>
         <w:spacing w:before="222"/>
         <w:rPr>
           <w:rFonts w:ascii="Times New Roman"/>
@@ -736,34 +628,29 @@
       <w:r>
         <w:rPr>
           <w:rFonts w:ascii="Times New Roman"/>
-          <w:noProof/>
           <w:sz w:val="20"/>
           <w:lang w:val="pt-BR" w:eastAsia="pt-BR"/>
         </w:rPr>
         <mc:AlternateContent>
           <mc:Choice Requires="wps">
             <w:drawing>
-              <wp:anchor distT="0" distB="0" distL="0" distR="0" simplePos="0" relativeHeight="487588352" behindDoc="1" locked="0" layoutInCell="1" allowOverlap="1" wp14:anchorId="71C5139A" wp14:editId="308DE3C5">
+              <wp:anchor distT="0" distB="0" distL="0" distR="0" simplePos="0" relativeHeight="251660288" behindDoc="1" locked="0" layoutInCell="1" allowOverlap="1">
                 <wp:simplePos x="0" y="0"/>
                 <wp:positionH relativeFrom="page">
-                  <wp:posOffset>715146</wp:posOffset>
+                  <wp:posOffset>715010</wp:posOffset>
                 </wp:positionH>
                 <wp:positionV relativeFrom="paragraph">
-                  <wp:posOffset>747474</wp:posOffset>
+                  <wp:posOffset>747395</wp:posOffset>
                 </wp:positionV>
                 <wp:extent cx="6035040" cy="10795"/>
                 <wp:effectExtent l="0" t="0" r="0" b="0"/>
                 <wp:wrapTopAndBottom/>
                 <wp:docPr id="7" name="Graphic 7"/>
-                <wp:cNvGraphicFramePr>
-                  <a:graphicFrameLocks xmlns:a="http://schemas.openxmlformats.org/drawingml/2006/main"/>
-                </wp:cNvGraphicFramePr>
+                <wp:cNvGraphicFramePr/>
                 <a:graphic xmlns:a="http://schemas.openxmlformats.org/drawingml/2006/main">
                   <a:graphicData uri="http://schemas.microsoft.com/office/word/2010/wordprocessingShape">
                     <wps:wsp>
-                      <wps:cNvSpPr>
-                        <a:spLocks/>
-                      </wps:cNvSpPr>
+                      <wps:cNvSpPr/>
                       <wps:spPr>
                         <a:xfrm>
                           <a:off x="0" y="0"/>
@@ -794,9 +681,6 @@
                         </a:ln>
                       </wps:spPr>
                       <wps:bodyPr wrap="square" lIns="0" tIns="0" rIns="0" bIns="0" rtlCol="0">
-                        <a:prstTxWarp prst="textNoShape">
-                          <a:avLst/>
-                        </a:prstTxWarp>
                         <a:noAutofit/>
                       </wps:bodyPr>
                     </wps:wsp>
@@ -807,9 +691,13 @@
           </mc:Choice>
           <mc:Fallback>
             <w:pict>
-              <v:shape w14:anchorId="4C44F2E5" id="Graphic 7" o:spid="_x0000_s1026" style="position:absolute;margin-left:56.3pt;margin-top:58.85pt;width:475.2pt;height:.85pt;z-index:-15728128;visibility:visible;mso-wrap-style:square;mso-wrap-distance-left:0;mso-wrap-distance-top:0;mso-wrap-distance-right:0;mso-wrap-distance-bottom:0;mso-position-horizontal:absolute;mso-position-horizontal-relative:page;mso-position-vertical:absolute;mso-position-vertical-relative:text;v-text-anchor:top" coordsize="6035040,10795" o:gfxdata="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" path="m,10669l6034416,e" filled="f" strokecolor="#a6a6a6" strokeweight=".26478mm">
-                <v:path arrowok="t"/>
-                <w10:wrap type="topAndBottom" anchorx="page"/>
+              <v:shape id="Graphic 7" o:spid="_x0000_s1026" o:spt="100" style="position:absolute;left:0pt;margin-left:56.3pt;margin-top:58.85pt;height:0.85pt;width:475.2pt;mso-position-horizontal-relative:page;mso-wrap-distance-bottom:0pt;mso-wrap-distance-top:0pt;z-index:-251656192;mso-width-relative:page;mso-height-relative:page;" filled="f" stroked="t" coordsize="6035040,10795" o:gfxdata="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" path="m0,10669l6034416,0e">
+                <v:fill on="f" focussize="0,0"/>
+                <v:stroke weight="0.750551181102362pt" color="#A6A6A6" joinstyle="round"/>
+                <v:imagedata o:title=""/>
+                <o:lock v:ext="edit" aspectratio="f"/>
+                <v:textbox inset="0mm,0mm,0mm,0mm"/>
+                <w10:wrap type="topAndBottom"/>
               </v:shape>
             </w:pict>
           </mc:Fallback>
@@ -818,34 +706,29 @@
       <w:r>
         <w:rPr>
           <w:rFonts w:ascii="Times New Roman"/>
-          <w:noProof/>
           <w:sz w:val="20"/>
           <w:lang w:val="pt-BR" w:eastAsia="pt-BR"/>
         </w:rPr>
         <mc:AlternateContent>
           <mc:Choice Requires="wps">
             <w:drawing>
-              <wp:anchor distT="0" distB="0" distL="0" distR="0" simplePos="0" relativeHeight="487588864" behindDoc="1" locked="0" layoutInCell="1" allowOverlap="1" wp14:anchorId="4E67DAE7" wp14:editId="01459DB3">
+              <wp:anchor distT="0" distB="0" distL="0" distR="0" simplePos="0" relativeHeight="251661312" behindDoc="1" locked="0" layoutInCell="1" allowOverlap="1">
                 <wp:simplePos x="0" y="0"/>
                 <wp:positionH relativeFrom="page">
-                  <wp:posOffset>715146</wp:posOffset>
+                  <wp:posOffset>715010</wp:posOffset>
                 </wp:positionH>
                 <wp:positionV relativeFrom="paragraph">
-                  <wp:posOffset>970008</wp:posOffset>
+                  <wp:posOffset>969645</wp:posOffset>
                 </wp:positionV>
                 <wp:extent cx="6035040" cy="10795"/>
                 <wp:effectExtent l="0" t="0" r="0" b="0"/>
                 <wp:wrapTopAndBottom/>
                 <wp:docPr id="8" name="Graphic 8"/>
-                <wp:cNvGraphicFramePr>
-                  <a:graphicFrameLocks xmlns:a="http://schemas.openxmlformats.org/drawingml/2006/main"/>
-                </wp:cNvGraphicFramePr>
+                <wp:cNvGraphicFramePr/>
                 <a:graphic xmlns:a="http://schemas.openxmlformats.org/drawingml/2006/main">
                   <a:graphicData uri="http://schemas.microsoft.com/office/word/2010/wordprocessingShape">
                     <wps:wsp>
-                      <wps:cNvSpPr>
-                        <a:spLocks/>
-                      </wps:cNvSpPr>
+                      <wps:cNvSpPr/>
                       <wps:spPr>
                         <a:xfrm>
                           <a:off x="0" y="0"/>
@@ -876,9 +759,6 @@
                         </a:ln>
                       </wps:spPr>
                       <wps:bodyPr wrap="square" lIns="0" tIns="0" rIns="0" bIns="0" rtlCol="0">
-                        <a:prstTxWarp prst="textNoShape">
-                          <a:avLst/>
-                        </a:prstTxWarp>
                         <a:noAutofit/>
                       </wps:bodyPr>
                     </wps:wsp>
@@ -889,9 +769,13 @@
           </mc:Choice>
           <mc:Fallback>
             <w:pict>
-              <v:shape w14:anchorId="3EF03FF5" id="Graphic 8" o:spid="_x0000_s1026" style="position:absolute;margin-left:56.3pt;margin-top:76.4pt;width:475.2pt;height:.85pt;z-index:-15727616;visibility:visible;mso-wrap-style:square;mso-wrap-distance-left:0;mso-wrap-distance-top:0;mso-wrap-distance-right:0;mso-wrap-distance-bottom:0;mso-position-horizontal:absolute;mso-position-horizontal-relative:page;mso-position-vertical:absolute;mso-position-vertical-relative:text;v-text-anchor:top" coordsize="6035040,10795" o:gfxdata="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" path="m,10669l6034416,e" filled="f" strokecolor="#a6a6a6" strokeweight=".26478mm">
-                <v:path arrowok="t"/>
-                <w10:wrap type="topAndBottom" anchorx="page"/>
+              <v:shape id="Graphic 8" o:spid="_x0000_s1026" o:spt="100" style="position:absolute;left:0pt;margin-left:56.3pt;margin-top:76.35pt;height:0.85pt;width:475.2pt;mso-position-horizontal-relative:page;mso-wrap-distance-bottom:0pt;mso-wrap-distance-top:0pt;z-index:-251655168;mso-width-relative:page;mso-height-relative:page;" filled="f" stroked="t" coordsize="6035040,10795" o:gfxdata="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" path="m0,10669l6034416,0e">
+                <v:fill on="f" focussize="0,0"/>
+                <v:stroke weight="0.750551181102362pt" color="#A6A6A6" joinstyle="round"/>
+                <v:imagedata o:title=""/>
+                <o:lock v:ext="edit" aspectratio="f"/>
+                <v:textbox inset="0mm,0mm,0mm,0mm"/>
+                <w10:wrap type="topAndBottom"/>
               </v:shape>
             </w:pict>
           </mc:Fallback>
@@ -900,34 +784,29 @@
       <w:r>
         <w:rPr>
           <w:rFonts w:ascii="Times New Roman"/>
-          <w:noProof/>
           <w:sz w:val="20"/>
           <w:lang w:val="pt-BR" w:eastAsia="pt-BR"/>
         </w:rPr>
         <mc:AlternateContent>
           <mc:Choice Requires="wps">
             <w:drawing>
-              <wp:anchor distT="0" distB="0" distL="0" distR="0" simplePos="0" relativeHeight="487589376" behindDoc="1" locked="0" layoutInCell="1" allowOverlap="1" wp14:anchorId="66BF7DF8" wp14:editId="5B5077CC">
+              <wp:anchor distT="0" distB="0" distL="0" distR="0" simplePos="0" relativeHeight="251661312" behindDoc="1" locked="0" layoutInCell="1" allowOverlap="1">
                 <wp:simplePos x="0" y="0"/>
                 <wp:positionH relativeFrom="page">
-                  <wp:posOffset>715146</wp:posOffset>
+                  <wp:posOffset>715010</wp:posOffset>
                 </wp:positionH>
                 <wp:positionV relativeFrom="paragraph">
-                  <wp:posOffset>1192541</wp:posOffset>
+                  <wp:posOffset>1192530</wp:posOffset>
                 </wp:positionV>
                 <wp:extent cx="6035040" cy="10795"/>
                 <wp:effectExtent l="0" t="0" r="0" b="0"/>
                 <wp:wrapTopAndBottom/>
                 <wp:docPr id="9" name="Graphic 9"/>
-                <wp:cNvGraphicFramePr>
-                  <a:graphicFrameLocks xmlns:a="http://schemas.openxmlformats.org/drawingml/2006/main"/>
-                </wp:cNvGraphicFramePr>
+                <wp:cNvGraphicFramePr/>
                 <a:graphic xmlns:a="http://schemas.openxmlformats.org/drawingml/2006/main">
                   <a:graphicData uri="http://schemas.microsoft.com/office/word/2010/wordprocessingShape">
                     <wps:wsp>
-                      <wps:cNvSpPr>
-                        <a:spLocks/>
-                      </wps:cNvSpPr>
+                      <wps:cNvSpPr/>
                       <wps:spPr>
                         <a:xfrm>
                           <a:off x="0" y="0"/>
@@ -958,9 +837,6 @@
                         </a:ln>
                       </wps:spPr>
                       <wps:bodyPr wrap="square" lIns="0" tIns="0" rIns="0" bIns="0" rtlCol="0">
-                        <a:prstTxWarp prst="textNoShape">
-                          <a:avLst/>
-                        </a:prstTxWarp>
                         <a:noAutofit/>
                       </wps:bodyPr>
                     </wps:wsp>
@@ -971,9 +847,13 @@
           </mc:Choice>
           <mc:Fallback>
             <w:pict>
-              <v:shape w14:anchorId="0CE6A026" id="Graphic 9" o:spid="_x0000_s1026" style="position:absolute;margin-left:56.3pt;margin-top:93.9pt;width:475.2pt;height:.85pt;z-index:-15727104;visibility:visible;mso-wrap-style:square;mso-wrap-distance-left:0;mso-wrap-distance-top:0;mso-wrap-distance-right:0;mso-wrap-distance-bottom:0;mso-position-horizontal:absolute;mso-position-horizontal-relative:page;mso-position-vertical:absolute;mso-position-vertical-relative:text;v-text-anchor:top" coordsize="6035040,10795" o:gfxdata="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" path="m,10669l6034416,e" filled="f" strokecolor="#a6a6a6" strokeweight=".26478mm">
-                <v:path arrowok="t"/>
-                <w10:wrap type="topAndBottom" anchorx="page"/>
+              <v:shape id="Graphic 9" o:spid="_x0000_s1026" o:spt="100" style="position:absolute;left:0pt;margin-left:56.3pt;margin-top:93.9pt;height:0.85pt;width:475.2pt;mso-position-horizontal-relative:page;mso-wrap-distance-bottom:0pt;mso-wrap-distance-top:0pt;z-index:-251655168;mso-width-relative:page;mso-height-relative:page;" filled="f" stroked="t" coordsize="6035040,10795" o:gfxdata="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" path="m0,10669l6034416,0e">
+                <v:fill on="f" focussize="0,0"/>
+                <v:stroke weight="0.750551181102362pt" color="#A6A6A6" joinstyle="round"/>
+                <v:imagedata o:title=""/>
+                <o:lock v:ext="edit" aspectratio="f"/>
+                <v:textbox inset="0mm,0mm,0mm,0mm"/>
+                <w10:wrap type="topAndBottom"/>
               </v:shape>
             </w:pict>
           </mc:Fallback>
@@ -982,34 +862,29 @@
       <w:r>
         <w:rPr>
           <w:rFonts w:ascii="Times New Roman"/>
-          <w:noProof/>
           <w:sz w:val="20"/>
           <w:lang w:val="pt-BR" w:eastAsia="pt-BR"/>
         </w:rPr>
         <mc:AlternateContent>
           <mc:Choice Requires="wps">
             <w:drawing>
-              <wp:anchor distT="0" distB="0" distL="0" distR="0" simplePos="0" relativeHeight="487589888" behindDoc="1" locked="0" layoutInCell="1" allowOverlap="1" wp14:anchorId="3910B735" wp14:editId="51514DE2">
+              <wp:anchor distT="0" distB="0" distL="0" distR="0" simplePos="0" relativeHeight="251662336" behindDoc="1" locked="0" layoutInCell="1" allowOverlap="1">
                 <wp:simplePos x="0" y="0"/>
                 <wp:positionH relativeFrom="page">
-                  <wp:posOffset>715146</wp:posOffset>
+                  <wp:posOffset>715010</wp:posOffset>
                 </wp:positionH>
                 <wp:positionV relativeFrom="paragraph">
-                  <wp:posOffset>1415075</wp:posOffset>
+                  <wp:posOffset>1414780</wp:posOffset>
                 </wp:positionV>
                 <wp:extent cx="6035040" cy="10795"/>
                 <wp:effectExtent l="0" t="0" r="0" b="0"/>
                 <wp:wrapTopAndBottom/>
                 <wp:docPr id="10" name="Graphic 10"/>
-                <wp:cNvGraphicFramePr>
-                  <a:graphicFrameLocks xmlns:a="http://schemas.openxmlformats.org/drawingml/2006/main"/>
-                </wp:cNvGraphicFramePr>
+                <wp:cNvGraphicFramePr/>
                 <a:graphic xmlns:a="http://schemas.openxmlformats.org/drawingml/2006/main">
                   <a:graphicData uri="http://schemas.microsoft.com/office/word/2010/wordprocessingShape">
                     <wps:wsp>
-                      <wps:cNvSpPr>
-                        <a:spLocks/>
-                      </wps:cNvSpPr>
+                      <wps:cNvSpPr/>
                       <wps:spPr>
                         <a:xfrm>
                           <a:off x="0" y="0"/>
@@ -1040,9 +915,6 @@
                         </a:ln>
                       </wps:spPr>
                       <wps:bodyPr wrap="square" lIns="0" tIns="0" rIns="0" bIns="0" rtlCol="0">
-                        <a:prstTxWarp prst="textNoShape">
-                          <a:avLst/>
-                        </a:prstTxWarp>
                         <a:noAutofit/>
                       </wps:bodyPr>
                     </wps:wsp>
@@ -1053,9 +925,13 @@
           </mc:Choice>
           <mc:Fallback>
             <w:pict>
-              <v:shape w14:anchorId="7FF965C6" id="Graphic 10" o:spid="_x0000_s1026" style="position:absolute;margin-left:56.3pt;margin-top:111.4pt;width:475.2pt;height:.85pt;z-index:-15726592;visibility:visible;mso-wrap-style:square;mso-wrap-distance-left:0;mso-wrap-distance-top:0;mso-wrap-distance-right:0;mso-wrap-distance-bottom:0;mso-position-horizontal:absolute;mso-position-horizontal-relative:page;mso-position-vertical:absolute;mso-position-vertical-relative:text;v-text-anchor:top" coordsize="6035040,10795" o:gfxdata="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" path="m,10669l6034416,e" filled="f" strokecolor="#a6a6a6" strokeweight=".26478mm">
-                <v:path arrowok="t"/>
-                <w10:wrap type="topAndBottom" anchorx="page"/>
+              <v:shape id="Graphic 10" o:spid="_x0000_s1026" o:spt="100" style="position:absolute;left:0pt;margin-left:56.3pt;margin-top:111.4pt;height:0.85pt;width:475.2pt;mso-position-horizontal-relative:page;mso-wrap-distance-bottom:0pt;mso-wrap-distance-top:0pt;z-index:-251654144;mso-width-relative:page;mso-height-relative:page;" filled="f" stroked="t" coordsize="6035040,10795" o:gfxdata="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" path="m0,10669l6034416,0e">
+                <v:fill on="f" focussize="0,0"/>
+                <v:stroke weight="0.750551181102362pt" color="#A6A6A6" joinstyle="round"/>
+                <v:imagedata o:title=""/>
+                <o:lock v:ext="edit" aspectratio="f"/>
+                <v:textbox inset="0mm,0mm,0mm,0mm"/>
+                <w10:wrap type="topAndBottom"/>
               </v:shape>
             </w:pict>
           </mc:Fallback>
@@ -1064,34 +940,29 @@
       <w:r>
         <w:rPr>
           <w:rFonts w:ascii="Times New Roman"/>
-          <w:noProof/>
           <w:sz w:val="20"/>
           <w:lang w:val="pt-BR" w:eastAsia="pt-BR"/>
         </w:rPr>
         <mc:AlternateContent>
           <mc:Choice Requires="wps">
             <w:drawing>
-              <wp:anchor distT="0" distB="0" distL="0" distR="0" simplePos="0" relativeHeight="487590912" behindDoc="1" locked="0" layoutInCell="1" allowOverlap="1" wp14:anchorId="2F07C144" wp14:editId="578E1C27">
+              <wp:anchor distT="0" distB="0" distL="0" distR="0" simplePos="0" relativeHeight="251663360" behindDoc="1" locked="0" layoutInCell="1" allowOverlap="1">
                 <wp:simplePos x="0" y="0"/>
                 <wp:positionH relativeFrom="page">
-                  <wp:posOffset>715146</wp:posOffset>
+                  <wp:posOffset>715010</wp:posOffset>
                 </wp:positionH>
                 <wp:positionV relativeFrom="paragraph">
-                  <wp:posOffset>2147821</wp:posOffset>
+                  <wp:posOffset>2147570</wp:posOffset>
                 </wp:positionV>
                 <wp:extent cx="6035040" cy="10795"/>
                 <wp:effectExtent l="0" t="0" r="0" b="0"/>
                 <wp:wrapTopAndBottom/>
                 <wp:docPr id="12" name="Graphic 12"/>
-                <wp:cNvGraphicFramePr>
-                  <a:graphicFrameLocks xmlns:a="http://schemas.openxmlformats.org/drawingml/2006/main"/>
-                </wp:cNvGraphicFramePr>
+                <wp:cNvGraphicFramePr/>
                 <a:graphic xmlns:a="http://schemas.openxmlformats.org/drawingml/2006/main">
                   <a:graphicData uri="http://schemas.microsoft.com/office/word/2010/wordprocessingShape">
                     <wps:wsp>
-                      <wps:cNvSpPr>
-                        <a:spLocks/>
-                      </wps:cNvSpPr>
+                      <wps:cNvSpPr/>
                       <wps:spPr>
                         <a:xfrm>
                           <a:off x="0" y="0"/>
@@ -1122,9 +993,6 @@
                         </a:ln>
                       </wps:spPr>
                       <wps:bodyPr wrap="square" lIns="0" tIns="0" rIns="0" bIns="0" rtlCol="0">
-                        <a:prstTxWarp prst="textNoShape">
-                          <a:avLst/>
-                        </a:prstTxWarp>
                         <a:noAutofit/>
                       </wps:bodyPr>
                     </wps:wsp>
@@ -1135,9 +1003,13 @@
           </mc:Choice>
           <mc:Fallback>
             <w:pict>
-              <v:shape w14:anchorId="0F2CDA6A" id="Graphic 12" o:spid="_x0000_s1026" style="position:absolute;margin-left:56.3pt;margin-top:169.1pt;width:475.2pt;height:.85pt;z-index:-15725568;visibility:visible;mso-wrap-style:square;mso-wrap-distance-left:0;mso-wrap-distance-top:0;mso-wrap-distance-right:0;mso-wrap-distance-bottom:0;mso-position-horizontal:absolute;mso-position-horizontal-relative:page;mso-position-vertical:absolute;mso-position-vertical-relative:text;v-text-anchor:top" coordsize="6035040,10795" o:gfxdata="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" path="m,10669l6034416,e" filled="f" strokecolor="#a6a6a6" strokeweight=".26478mm">
-                <v:path arrowok="t"/>
-                <w10:wrap type="topAndBottom" anchorx="page"/>
+              <v:shape id="Graphic 12" o:spid="_x0000_s1026" o:spt="100" style="position:absolute;left:0pt;margin-left:56.3pt;margin-top:169.1pt;height:0.85pt;width:475.2pt;mso-position-horizontal-relative:page;mso-wrap-distance-bottom:0pt;mso-wrap-distance-top:0pt;z-index:-251653120;mso-width-relative:page;mso-height-relative:page;" filled="f" stroked="t" coordsize="6035040,10795" o:gfxdata="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" path="m0,10669l6034416,0e">
+                <v:fill on="f" focussize="0,0"/>
+                <v:stroke weight="0.750551181102362pt" color="#A6A6A6" joinstyle="round"/>
+                <v:imagedata o:title=""/>
+                <o:lock v:ext="edit" aspectratio="f"/>
+                <v:textbox inset="0mm,0mm,0mm,0mm"/>
+                <w10:wrap type="topAndBottom"/>
               </v:shape>
             </w:pict>
           </mc:Fallback>
@@ -1146,34 +1018,29 @@
       <w:r>
         <w:rPr>
           <w:rFonts w:ascii="Times New Roman"/>
-          <w:noProof/>
           <w:sz w:val="20"/>
           <w:lang w:val="pt-BR" w:eastAsia="pt-BR"/>
         </w:rPr>
         <mc:AlternateContent>
           <mc:Choice Requires="wps">
             <w:drawing>
-              <wp:anchor distT="0" distB="0" distL="0" distR="0" simplePos="0" relativeHeight="487591424" behindDoc="1" locked="0" layoutInCell="1" allowOverlap="1" wp14:anchorId="01DAE4D4" wp14:editId="458958A1">
+              <wp:anchor distT="0" distB="0" distL="0" distR="0" simplePos="0" relativeHeight="251663360" behindDoc="1" locked="0" layoutInCell="1" allowOverlap="1">
                 <wp:simplePos x="0" y="0"/>
                 <wp:positionH relativeFrom="page">
-                  <wp:posOffset>715146</wp:posOffset>
+                  <wp:posOffset>715010</wp:posOffset>
                 </wp:positionH>
                 <wp:positionV relativeFrom="paragraph">
-                  <wp:posOffset>2370354</wp:posOffset>
+                  <wp:posOffset>2369820</wp:posOffset>
                 </wp:positionV>
                 <wp:extent cx="6035040" cy="10795"/>
                 <wp:effectExtent l="0" t="0" r="0" b="0"/>
                 <wp:wrapTopAndBottom/>
                 <wp:docPr id="13" name="Graphic 13"/>
-                <wp:cNvGraphicFramePr>
-                  <a:graphicFrameLocks xmlns:a="http://schemas.openxmlformats.org/drawingml/2006/main"/>
-                </wp:cNvGraphicFramePr>
+                <wp:cNvGraphicFramePr/>
                 <a:graphic xmlns:a="http://schemas.openxmlformats.org/drawingml/2006/main">
                   <a:graphicData uri="http://schemas.microsoft.com/office/word/2010/wordprocessingShape">
                     <wps:wsp>
-                      <wps:cNvSpPr>
-                        <a:spLocks/>
-                      </wps:cNvSpPr>
+                      <wps:cNvSpPr/>
                       <wps:spPr>
                         <a:xfrm>
                           <a:off x="0" y="0"/>
@@ -1204,9 +1071,6 @@
                         </a:ln>
                       </wps:spPr>
                       <wps:bodyPr wrap="square" lIns="0" tIns="0" rIns="0" bIns="0" rtlCol="0">
-                        <a:prstTxWarp prst="textNoShape">
-                          <a:avLst/>
-                        </a:prstTxWarp>
                         <a:noAutofit/>
                       </wps:bodyPr>
                     </wps:wsp>
@@ -1217,9 +1081,13 @@
           </mc:Choice>
           <mc:Fallback>
             <w:pict>
-              <v:shape w14:anchorId="0BCAE138" id="Graphic 13" o:spid="_x0000_s1026" style="position:absolute;margin-left:56.3pt;margin-top:186.65pt;width:475.2pt;height:.85pt;z-index:-15725056;visibility:visible;mso-wrap-style:square;mso-wrap-distance-left:0;mso-wrap-distance-top:0;mso-wrap-distance-right:0;mso-wrap-distance-bottom:0;mso-position-horizontal:absolute;mso-position-horizontal-relative:page;mso-position-vertical:absolute;mso-position-vertical-relative:text;v-text-anchor:top" coordsize="6035040,10795" o:gfxdata="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" path="m,10669l6034416,e" filled="f" strokecolor="#a6a6a6" strokeweight=".26478mm">
-                <v:path arrowok="t"/>
-                <w10:wrap type="topAndBottom" anchorx="page"/>
+              <v:shape id="Graphic 13" o:spid="_x0000_s1026" o:spt="100" style="position:absolute;left:0pt;margin-left:56.3pt;margin-top:186.6pt;height:0.85pt;width:475.2pt;mso-position-horizontal-relative:page;mso-wrap-distance-bottom:0pt;mso-wrap-distance-top:0pt;z-index:-251653120;mso-width-relative:page;mso-height-relative:page;" filled="f" stroked="t" coordsize="6035040,10795" o:gfxdata="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" path="m0,10669l6034416,0e">
+                <v:fill on="f" focussize="0,0"/>
+                <v:stroke weight="0.750551181102362pt" color="#A6A6A6" joinstyle="round"/>
+                <v:imagedata o:title=""/>
+                <o:lock v:ext="edit" aspectratio="f"/>
+                <v:textbox inset="0mm,0mm,0mm,0mm"/>
+                <w10:wrap type="topAndBottom"/>
               </v:shape>
             </w:pict>
           </mc:Fallback>
@@ -1228,34 +1096,29 @@
       <w:r>
         <w:rPr>
           <w:rFonts w:ascii="Times New Roman"/>
-          <w:noProof/>
           <w:sz w:val="20"/>
           <w:lang w:val="pt-BR" w:eastAsia="pt-BR"/>
         </w:rPr>
         <mc:AlternateContent>
           <mc:Choice Requires="wps">
             <w:drawing>
-              <wp:anchor distT="0" distB="0" distL="0" distR="0" simplePos="0" relativeHeight="487591936" behindDoc="1" locked="0" layoutInCell="1" allowOverlap="1" wp14:anchorId="4119FA7F" wp14:editId="1CABBB19">
+              <wp:anchor distT="0" distB="0" distL="0" distR="0" simplePos="0" relativeHeight="251664384" behindDoc="1" locked="0" layoutInCell="1" allowOverlap="1">
                 <wp:simplePos x="0" y="0"/>
                 <wp:positionH relativeFrom="page">
-                  <wp:posOffset>715146</wp:posOffset>
+                  <wp:posOffset>715010</wp:posOffset>
                 </wp:positionH>
                 <wp:positionV relativeFrom="paragraph">
-                  <wp:posOffset>2592888</wp:posOffset>
+                  <wp:posOffset>2592705</wp:posOffset>
                 </wp:positionV>
                 <wp:extent cx="6035040" cy="10795"/>
                 <wp:effectExtent l="0" t="0" r="0" b="0"/>
                 <wp:wrapTopAndBottom/>
                 <wp:docPr id="14" name="Graphic 14"/>
-                <wp:cNvGraphicFramePr>
-                  <a:graphicFrameLocks xmlns:a="http://schemas.openxmlformats.org/drawingml/2006/main"/>
-                </wp:cNvGraphicFramePr>
+                <wp:cNvGraphicFramePr/>
                 <a:graphic xmlns:a="http://schemas.openxmlformats.org/drawingml/2006/main">
                   <a:graphicData uri="http://schemas.microsoft.com/office/word/2010/wordprocessingShape">
                     <wps:wsp>
-                      <wps:cNvSpPr>
-                        <a:spLocks/>
-                      </wps:cNvSpPr>
+                      <wps:cNvSpPr/>
                       <wps:spPr>
                         <a:xfrm>
                           <a:off x="0" y="0"/>
@@ -1286,9 +1149,6 @@
                         </a:ln>
                       </wps:spPr>
                       <wps:bodyPr wrap="square" lIns="0" tIns="0" rIns="0" bIns="0" rtlCol="0">
-                        <a:prstTxWarp prst="textNoShape">
-                          <a:avLst/>
-                        </a:prstTxWarp>
                         <a:noAutofit/>
                       </wps:bodyPr>
                     </wps:wsp>
@@ -1299,9 +1159,13 @@
           </mc:Choice>
           <mc:Fallback>
             <w:pict>
-              <v:shape w14:anchorId="6E4D96B3" id="Graphic 14" o:spid="_x0000_s1026" style="position:absolute;margin-left:56.3pt;margin-top:204.15pt;width:475.2pt;height:.85pt;z-index:-15724544;visibility:visible;mso-wrap-style:square;mso-wrap-distance-left:0;mso-wrap-distance-top:0;mso-wrap-distance-right:0;mso-wrap-distance-bottom:0;mso-position-horizontal:absolute;mso-position-horizontal-relative:page;mso-position-vertical:absolute;mso-position-vertical-relative:text;v-text-anchor:top" coordsize="6035040,10795" o:gfxdata="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" path="m,10669l6034416,e" filled="f" strokecolor="#a6a6a6" strokeweight=".26478mm">
-                <v:path arrowok="t"/>
-                <w10:wrap type="topAndBottom" anchorx="page"/>
+              <v:shape id="Graphic 14" o:spid="_x0000_s1026" o:spt="100" style="position:absolute;left:0pt;margin-left:56.3pt;margin-top:204.15pt;height:0.85pt;width:475.2pt;mso-position-horizontal-relative:page;mso-wrap-distance-bottom:0pt;mso-wrap-distance-top:0pt;z-index:-251652096;mso-width-relative:page;mso-height-relative:page;" filled="f" stroked="t" coordsize="6035040,10795" o:gfxdata="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" path="m0,10669l6034416,0e">
+                <v:fill on="f" focussize="0,0"/>
+                <v:stroke weight="0.750551181102362pt" color="#A6A6A6" joinstyle="round"/>
+                <v:imagedata o:title=""/>
+                <o:lock v:ext="edit" aspectratio="f"/>
+                <v:textbox inset="0mm,0mm,0mm,0mm"/>
+                <w10:wrap type="topAndBottom"/>
               </v:shape>
             </w:pict>
           </mc:Fallback>
@@ -1310,34 +1174,29 @@
       <w:r>
         <w:rPr>
           <w:rFonts w:ascii="Times New Roman"/>
-          <w:noProof/>
           <w:sz w:val="20"/>
           <w:lang w:val="pt-BR" w:eastAsia="pt-BR"/>
         </w:rPr>
         <mc:AlternateContent>
           <mc:Choice Requires="wps">
             <w:drawing>
-              <wp:anchor distT="0" distB="0" distL="0" distR="0" simplePos="0" relativeHeight="487592448" behindDoc="1" locked="0" layoutInCell="1" allowOverlap="1" wp14:anchorId="03356336" wp14:editId="322BB9C7">
+              <wp:anchor distT="0" distB="0" distL="0" distR="0" simplePos="0" relativeHeight="251664384" behindDoc="1" locked="0" layoutInCell="1" allowOverlap="1">
                 <wp:simplePos x="0" y="0"/>
                 <wp:positionH relativeFrom="page">
-                  <wp:posOffset>715146</wp:posOffset>
+                  <wp:posOffset>715010</wp:posOffset>
                 </wp:positionH>
                 <wp:positionV relativeFrom="paragraph">
-                  <wp:posOffset>2815421</wp:posOffset>
+                  <wp:posOffset>2814955</wp:posOffset>
                 </wp:positionV>
                 <wp:extent cx="6035040" cy="10795"/>
                 <wp:effectExtent l="0" t="0" r="0" b="0"/>
                 <wp:wrapTopAndBottom/>
                 <wp:docPr id="15" name="Graphic 15"/>
-                <wp:cNvGraphicFramePr>
-                  <a:graphicFrameLocks xmlns:a="http://schemas.openxmlformats.org/drawingml/2006/main"/>
-                </wp:cNvGraphicFramePr>
+                <wp:cNvGraphicFramePr/>
                 <a:graphic xmlns:a="http://schemas.openxmlformats.org/drawingml/2006/main">
                   <a:graphicData uri="http://schemas.microsoft.com/office/word/2010/wordprocessingShape">
                     <wps:wsp>
-                      <wps:cNvSpPr>
-                        <a:spLocks/>
-                      </wps:cNvSpPr>
+                      <wps:cNvSpPr/>
                       <wps:spPr>
                         <a:xfrm>
                           <a:off x="0" y="0"/>
@@ -1368,9 +1227,6 @@
                         </a:ln>
                       </wps:spPr>
                       <wps:bodyPr wrap="square" lIns="0" tIns="0" rIns="0" bIns="0" rtlCol="0">
-                        <a:prstTxWarp prst="textNoShape">
-                          <a:avLst/>
-                        </a:prstTxWarp>
                         <a:noAutofit/>
                       </wps:bodyPr>
                     </wps:wsp>
@@ -1381,9 +1237,13 @@
           </mc:Choice>
           <mc:Fallback>
             <w:pict>
-              <v:shape w14:anchorId="770F3408" id="Graphic 15" o:spid="_x0000_s1026" style="position:absolute;margin-left:56.3pt;margin-top:221.7pt;width:475.2pt;height:.85pt;z-index:-15724032;visibility:visible;mso-wrap-style:square;mso-wrap-distance-left:0;mso-wrap-distance-top:0;mso-wrap-distance-right:0;mso-wrap-distance-bottom:0;mso-position-horizontal:absolute;mso-position-horizontal-relative:page;mso-position-vertical:absolute;mso-position-vertical-relative:text;v-text-anchor:top" coordsize="6035040,10795" o:gfxdata="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" path="m,10669l6034416,e" filled="f" strokecolor="#a6a6a6" strokeweight=".26478mm">
-                <v:path arrowok="t"/>
-                <w10:wrap type="topAndBottom" anchorx="page"/>
+              <v:shape id="Graphic 15" o:spid="_x0000_s1026" o:spt="100" style="position:absolute;left:0pt;margin-left:56.3pt;margin-top:221.65pt;height:0.85pt;width:475.2pt;mso-position-horizontal-relative:page;mso-wrap-distance-bottom:0pt;mso-wrap-distance-top:0pt;z-index:-251652096;mso-width-relative:page;mso-height-relative:page;" filled="f" stroked="t" coordsize="6035040,10795" o:gfxdata="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" path="m0,10669l6034416,0e">
+                <v:fill on="f" focussize="0,0"/>
+                <v:stroke weight="0.750551181102362pt" color="#A6A6A6" joinstyle="round"/>
+                <v:imagedata o:title=""/>
+                <o:lock v:ext="edit" aspectratio="f"/>
+                <v:textbox inset="0mm,0mm,0mm,0mm"/>
+                <w10:wrap type="topAndBottom"/>
               </v:shape>
             </w:pict>
           </mc:Fallback>
@@ -1392,34 +1252,29 @@
       <w:r>
         <w:rPr>
           <w:rFonts w:ascii="Times New Roman"/>
-          <w:noProof/>
           <w:sz w:val="20"/>
           <w:lang w:val="pt-BR" w:eastAsia="pt-BR"/>
         </w:rPr>
         <mc:AlternateContent>
           <mc:Choice Requires="wps">
             <w:drawing>
-              <wp:anchor distT="0" distB="0" distL="0" distR="0" simplePos="0" relativeHeight="487593472" behindDoc="1" locked="0" layoutInCell="1" allowOverlap="1" wp14:anchorId="67A49FAE" wp14:editId="318ECF39">
+              <wp:anchor distT="0" distB="0" distL="0" distR="0" simplePos="0" relativeHeight="251665408" behindDoc="1" locked="0" layoutInCell="1" allowOverlap="1">
                 <wp:simplePos x="0" y="0"/>
                 <wp:positionH relativeFrom="page">
-                  <wp:posOffset>689642</wp:posOffset>
+                  <wp:posOffset>689610</wp:posOffset>
                 </wp:positionH>
                 <wp:positionV relativeFrom="paragraph">
-                  <wp:posOffset>3561340</wp:posOffset>
+                  <wp:posOffset>3561080</wp:posOffset>
                 </wp:positionV>
                 <wp:extent cx="6060440" cy="10795"/>
                 <wp:effectExtent l="0" t="0" r="0" b="0"/>
                 <wp:wrapTopAndBottom/>
                 <wp:docPr id="21" name="Graphic 21"/>
-                <wp:cNvGraphicFramePr>
-                  <a:graphicFrameLocks xmlns:a="http://schemas.openxmlformats.org/drawingml/2006/main"/>
-                </wp:cNvGraphicFramePr>
+                <wp:cNvGraphicFramePr/>
                 <a:graphic xmlns:a="http://schemas.openxmlformats.org/drawingml/2006/main">
                   <a:graphicData uri="http://schemas.microsoft.com/office/word/2010/wordprocessingShape">
                     <wps:wsp>
-                      <wps:cNvSpPr>
-                        <a:spLocks/>
-                      </wps:cNvSpPr>
+                      <wps:cNvSpPr/>
                       <wps:spPr>
                         <a:xfrm>
                           <a:off x="0" y="0"/>
@@ -1450,9 +1305,6 @@
                         </a:ln>
                       </wps:spPr>
                       <wps:bodyPr wrap="square" lIns="0" tIns="0" rIns="0" bIns="0" rtlCol="0">
-                        <a:prstTxWarp prst="textNoShape">
-                          <a:avLst/>
-                        </a:prstTxWarp>
                         <a:noAutofit/>
                       </wps:bodyPr>
                     </wps:wsp>
@@ -1463,9 +1315,13 @@
           </mc:Choice>
           <mc:Fallback>
             <w:pict>
-              <v:shape w14:anchorId="4614CCA5" id="Graphic 21" o:spid="_x0000_s1026" style="position:absolute;margin-left:54.3pt;margin-top:280.4pt;width:477.2pt;height:.85pt;z-index:-15723008;visibility:visible;mso-wrap-style:square;mso-wrap-distance-left:0;mso-wrap-distance-top:0;mso-wrap-distance-right:0;mso-wrap-distance-bottom:0;mso-position-horizontal:absolute;mso-position-horizontal-relative:page;mso-position-vertical:absolute;mso-position-vertical-relative:text;v-text-anchor:top" coordsize="6060440,10795" o:gfxdata="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" path="m,10714l6059904,e" filled="f" strokecolor="#a6a6a6" strokeweight=".26592mm">
-                <v:path arrowok="t"/>
-                <w10:wrap type="topAndBottom" anchorx="page"/>
+              <v:shape id="Graphic 21" o:spid="_x0000_s1026" o:spt="100" style="position:absolute;left:0pt;margin-left:54.3pt;margin-top:280.4pt;height:0.85pt;width:477.2pt;mso-position-horizontal-relative:page;mso-wrap-distance-bottom:0pt;mso-wrap-distance-top:0pt;z-index:-251651072;mso-width-relative:page;mso-height-relative:page;" filled="f" stroked="t" coordsize="6060440,10795" o:gfxdata="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" path="m0,10714l6059904,0e">
+                <v:fill on="f" focussize="0,0"/>
+                <v:stroke weight="0.753779527559055pt" color="#A6A6A6" joinstyle="round"/>
+                <v:imagedata o:title=""/>
+                <o:lock v:ext="edit" aspectratio="f"/>
+                <v:textbox inset="0mm,0mm,0mm,0mm"/>
+                <w10:wrap type="topAndBottom"/>
               </v:shape>
             </w:pict>
           </mc:Fallback>
@@ -1474,34 +1330,29 @@
       <w:r>
         <w:rPr>
           <w:rFonts w:ascii="Times New Roman"/>
-          <w:noProof/>
           <w:sz w:val="20"/>
           <w:lang w:val="pt-BR" w:eastAsia="pt-BR"/>
         </w:rPr>
         <mc:AlternateContent>
           <mc:Choice Requires="wps">
             <w:drawing>
-              <wp:anchor distT="0" distB="0" distL="0" distR="0" simplePos="0" relativeHeight="487593984" behindDoc="1" locked="0" layoutInCell="1" allowOverlap="1" wp14:anchorId="4EB07E98" wp14:editId="63F57298">
+              <wp:anchor distT="0" distB="0" distL="0" distR="0" simplePos="0" relativeHeight="251666432" behindDoc="1" locked="0" layoutInCell="1" allowOverlap="1">
                 <wp:simplePos x="0" y="0"/>
                 <wp:positionH relativeFrom="page">
-                  <wp:posOffset>689642</wp:posOffset>
+                  <wp:posOffset>689610</wp:posOffset>
                 </wp:positionH>
                 <wp:positionV relativeFrom="paragraph">
-                  <wp:posOffset>3784813</wp:posOffset>
+                  <wp:posOffset>3784600</wp:posOffset>
                 </wp:positionV>
                 <wp:extent cx="6060440" cy="10795"/>
                 <wp:effectExtent l="0" t="0" r="0" b="0"/>
                 <wp:wrapTopAndBottom/>
                 <wp:docPr id="22" name="Graphic 22"/>
-                <wp:cNvGraphicFramePr>
-                  <a:graphicFrameLocks xmlns:a="http://schemas.openxmlformats.org/drawingml/2006/main"/>
-                </wp:cNvGraphicFramePr>
+                <wp:cNvGraphicFramePr/>
                 <a:graphic xmlns:a="http://schemas.openxmlformats.org/drawingml/2006/main">
                   <a:graphicData uri="http://schemas.microsoft.com/office/word/2010/wordprocessingShape">
                     <wps:wsp>
-                      <wps:cNvSpPr>
-                        <a:spLocks/>
-                      </wps:cNvSpPr>
+                      <wps:cNvSpPr/>
                       <wps:spPr>
                         <a:xfrm>
                           <a:off x="0" y="0"/>
@@ -1532,9 +1383,6 @@
                         </a:ln>
                       </wps:spPr>
                       <wps:bodyPr wrap="square" lIns="0" tIns="0" rIns="0" bIns="0" rtlCol="0">
-                        <a:prstTxWarp prst="textNoShape">
-                          <a:avLst/>
-                        </a:prstTxWarp>
                         <a:noAutofit/>
                       </wps:bodyPr>
                     </wps:wsp>
@@ -1545,9 +1393,13 @@
           </mc:Choice>
           <mc:Fallback>
             <w:pict>
-              <v:shape w14:anchorId="64279E79" id="Graphic 22" o:spid="_x0000_s1026" style="position:absolute;margin-left:54.3pt;margin-top:298pt;width:477.2pt;height:.85pt;z-index:-15722496;visibility:visible;mso-wrap-style:square;mso-wrap-distance-left:0;mso-wrap-distance-top:0;mso-wrap-distance-right:0;mso-wrap-distance-bottom:0;mso-position-horizontal:absolute;mso-position-horizontal-relative:page;mso-position-vertical:absolute;mso-position-vertical-relative:text;v-text-anchor:top" coordsize="6060440,10795" o:gfxdata="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" path="m,10714l6059904,e" filled="f" strokecolor="#a6a6a6" strokeweight=".26592mm">
-                <v:path arrowok="t"/>
-                <w10:wrap type="topAndBottom" anchorx="page"/>
+              <v:shape id="Graphic 22" o:spid="_x0000_s1026" o:spt="100" style="position:absolute;left:0pt;margin-left:54.3pt;margin-top:298pt;height:0.85pt;width:477.2pt;mso-position-horizontal-relative:page;mso-wrap-distance-bottom:0pt;mso-wrap-distance-top:0pt;z-index:-251650048;mso-width-relative:page;mso-height-relative:page;" filled="f" stroked="t" coordsize="6060440,10795" o:gfxdata="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" path="m0,10714l6059904,0e">
+                <v:fill on="f" focussize="0,0"/>
+                <v:stroke weight="0.753779527559055pt" color="#A6A6A6" joinstyle="round"/>
+                <v:imagedata o:title=""/>
+                <o:lock v:ext="edit" aspectratio="f"/>
+                <v:textbox inset="0mm,0mm,0mm,0mm"/>
+                <w10:wrap type="topAndBottom"/>
               </v:shape>
             </w:pict>
           </mc:Fallback>
@@ -1556,34 +1408,29 @@
       <w:r>
         <w:rPr>
           <w:rFonts w:ascii="Times New Roman"/>
-          <w:noProof/>
           <w:sz w:val="20"/>
           <w:lang w:val="pt-BR" w:eastAsia="pt-BR"/>
         </w:rPr>
         <mc:AlternateContent>
           <mc:Choice Requires="wps">
             <w:drawing>
-              <wp:anchor distT="0" distB="0" distL="0" distR="0" simplePos="0" relativeHeight="487594496" behindDoc="1" locked="0" layoutInCell="1" allowOverlap="1" wp14:anchorId="5A3A2834" wp14:editId="04253DD1">
+              <wp:anchor distT="0" distB="0" distL="0" distR="0" simplePos="0" relativeHeight="251666432" behindDoc="1" locked="0" layoutInCell="1" allowOverlap="1">
                 <wp:simplePos x="0" y="0"/>
                 <wp:positionH relativeFrom="page">
-                  <wp:posOffset>689642</wp:posOffset>
+                  <wp:posOffset>689610</wp:posOffset>
                 </wp:positionH>
                 <wp:positionV relativeFrom="paragraph">
-                  <wp:posOffset>4008287</wp:posOffset>
+                  <wp:posOffset>4008120</wp:posOffset>
                 </wp:positionV>
                 <wp:extent cx="6060440" cy="10795"/>
                 <wp:effectExtent l="0" t="0" r="0" b="0"/>
                 <wp:wrapTopAndBottom/>
                 <wp:docPr id="23" name="Graphic 23"/>
-                <wp:cNvGraphicFramePr>
-                  <a:graphicFrameLocks xmlns:a="http://schemas.openxmlformats.org/drawingml/2006/main"/>
-                </wp:cNvGraphicFramePr>
+                <wp:cNvGraphicFramePr/>
                 <a:graphic xmlns:a="http://schemas.openxmlformats.org/drawingml/2006/main">
                   <a:graphicData uri="http://schemas.microsoft.com/office/word/2010/wordprocessingShape">
                     <wps:wsp>
-                      <wps:cNvSpPr>
-                        <a:spLocks/>
-                      </wps:cNvSpPr>
+                      <wps:cNvSpPr/>
                       <wps:spPr>
                         <a:xfrm>
                           <a:off x="0" y="0"/>
@@ -1614,9 +1461,6 @@
                         </a:ln>
                       </wps:spPr>
                       <wps:bodyPr wrap="square" lIns="0" tIns="0" rIns="0" bIns="0" rtlCol="0">
-                        <a:prstTxWarp prst="textNoShape">
-                          <a:avLst/>
-                        </a:prstTxWarp>
                         <a:noAutofit/>
                       </wps:bodyPr>
                     </wps:wsp>
@@ -1627,9 +1471,13 @@
           </mc:Choice>
           <mc:Fallback>
             <w:pict>
-              <v:shape w14:anchorId="5339301A" id="Graphic 23" o:spid="_x0000_s1026" style="position:absolute;margin-left:54.3pt;margin-top:315.6pt;width:477.2pt;height:.85pt;z-index:-15721984;visibility:visible;mso-wrap-style:square;mso-wrap-distance-left:0;mso-wrap-distance-top:0;mso-wrap-distance-right:0;mso-wrap-distance-bottom:0;mso-position-horizontal:absolute;mso-position-horizontal-relative:page;mso-position-vertical:absolute;mso-position-vertical-relative:text;v-text-anchor:top" coordsize="6060440,10795" o:gfxdata="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" path="m,10714l6059904,e" filled="f" strokecolor="#a6a6a6" strokeweight=".26592mm">
-                <v:path arrowok="t"/>
-                <w10:wrap type="topAndBottom" anchorx="page"/>
+              <v:shape id="Graphic 23" o:spid="_x0000_s1026" o:spt="100" style="position:absolute;left:0pt;margin-left:54.3pt;margin-top:315.6pt;height:0.85pt;width:477.2pt;mso-position-horizontal-relative:page;mso-wrap-distance-bottom:0pt;mso-wrap-distance-top:0pt;z-index:-251650048;mso-width-relative:page;mso-height-relative:page;" filled="f" stroked="t" coordsize="6060440,10795" o:gfxdata="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" path="m0,10714l6059904,0e">
+                <v:fill on="f" focussize="0,0"/>
+                <v:stroke weight="0.753779527559055pt" color="#A6A6A6" joinstyle="round"/>
+                <v:imagedata o:title=""/>
+                <o:lock v:ext="edit" aspectratio="f"/>
+                <v:textbox inset="0mm,0mm,0mm,0mm"/>
+                <w10:wrap type="topAndBottom"/>
               </v:shape>
             </w:pict>
           </mc:Fallback>
@@ -1638,34 +1486,29 @@
       <w:r>
         <w:rPr>
           <w:rFonts w:ascii="Times New Roman"/>
-          <w:noProof/>
           <w:sz w:val="20"/>
           <w:lang w:val="pt-BR" w:eastAsia="pt-BR"/>
         </w:rPr>
         <mc:AlternateContent>
           <mc:Choice Requires="wps">
             <w:drawing>
-              <wp:anchor distT="0" distB="0" distL="0" distR="0" simplePos="0" relativeHeight="487595008" behindDoc="1" locked="0" layoutInCell="1" allowOverlap="1" wp14:anchorId="23C1361F" wp14:editId="464609C5">
+              <wp:anchor distT="0" distB="0" distL="0" distR="0" simplePos="0" relativeHeight="251667456" behindDoc="1" locked="0" layoutInCell="1" allowOverlap="1">
                 <wp:simplePos x="0" y="0"/>
                 <wp:positionH relativeFrom="page">
-                  <wp:posOffset>689642</wp:posOffset>
+                  <wp:posOffset>689610</wp:posOffset>
                 </wp:positionH>
                 <wp:positionV relativeFrom="paragraph">
-                  <wp:posOffset>4231760</wp:posOffset>
+                  <wp:posOffset>4231640</wp:posOffset>
                 </wp:positionV>
                 <wp:extent cx="6060440" cy="10795"/>
                 <wp:effectExtent l="0" t="0" r="0" b="0"/>
                 <wp:wrapTopAndBottom/>
                 <wp:docPr id="24" name="Graphic 24"/>
-                <wp:cNvGraphicFramePr>
-                  <a:graphicFrameLocks xmlns:a="http://schemas.openxmlformats.org/drawingml/2006/main"/>
-                </wp:cNvGraphicFramePr>
+                <wp:cNvGraphicFramePr/>
                 <a:graphic xmlns:a="http://schemas.openxmlformats.org/drawingml/2006/main">
                   <a:graphicData uri="http://schemas.microsoft.com/office/word/2010/wordprocessingShape">
                     <wps:wsp>
-                      <wps:cNvSpPr>
-                        <a:spLocks/>
-                      </wps:cNvSpPr>
+                      <wps:cNvSpPr/>
                       <wps:spPr>
                         <a:xfrm>
                           <a:off x="0" y="0"/>
@@ -1696,9 +1539,6 @@
                         </a:ln>
                       </wps:spPr>
                       <wps:bodyPr wrap="square" lIns="0" tIns="0" rIns="0" bIns="0" rtlCol="0">
-                        <a:prstTxWarp prst="textNoShape">
-                          <a:avLst/>
-                        </a:prstTxWarp>
                         <a:noAutofit/>
                       </wps:bodyPr>
                     </wps:wsp>
@@ -1709,9 +1549,13 @@
           </mc:Choice>
           <mc:Fallback>
             <w:pict>
-              <v:shape w14:anchorId="5E3620C8" id="Graphic 24" o:spid="_x0000_s1026" style="position:absolute;margin-left:54.3pt;margin-top:333.2pt;width:477.2pt;height:.85pt;z-index:-15721472;visibility:visible;mso-wrap-style:square;mso-wrap-distance-left:0;mso-wrap-distance-top:0;mso-wrap-distance-right:0;mso-wrap-distance-bottom:0;mso-position-horizontal:absolute;mso-position-horizontal-relative:page;mso-position-vertical:absolute;mso-position-vertical-relative:text;v-text-anchor:top" coordsize="6060440,10795" o:gfxdata="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" path="m,10714l6059904,e" filled="f" strokecolor="#a6a6a6" strokeweight=".26592mm">
-                <v:path arrowok="t"/>
-                <w10:wrap type="topAndBottom" anchorx="page"/>
+              <v:shape id="Graphic 24" o:spid="_x0000_s1026" o:spt="100" style="position:absolute;left:0pt;margin-left:54.3pt;margin-top:333.2pt;height:0.85pt;width:477.2pt;mso-position-horizontal-relative:page;mso-wrap-distance-bottom:0pt;mso-wrap-distance-top:0pt;z-index:-251649024;mso-width-relative:page;mso-height-relative:page;" filled="f" stroked="t" coordsize="6060440,10795" o:gfxdata="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" path="m0,10714l6059904,0e">
+                <v:fill on="f" focussize="0,0"/>
+                <v:stroke weight="0.753779527559055pt" color="#A6A6A6" joinstyle="round"/>
+                <v:imagedata o:title=""/>
+                <o:lock v:ext="edit" aspectratio="f"/>
+                <v:textbox inset="0mm,0mm,0mm,0mm"/>
+                <w10:wrap type="topAndBottom"/>
               </v:shape>
             </w:pict>
           </mc:Fallback>
@@ -1720,34 +1564,29 @@
       <w:r>
         <w:rPr>
           <w:rFonts w:ascii="Times New Roman"/>
-          <w:noProof/>
           <w:sz w:val="20"/>
           <w:lang w:val="pt-BR" w:eastAsia="pt-BR"/>
         </w:rPr>
         <mc:AlternateContent>
           <mc:Choice Requires="wps">
             <w:drawing>
-              <wp:anchor distT="0" distB="0" distL="0" distR="0" simplePos="0" relativeHeight="487595520" behindDoc="1" locked="0" layoutInCell="1" allowOverlap="1" wp14:anchorId="07F1A17D" wp14:editId="5BCCE07F">
+              <wp:anchor distT="0" distB="0" distL="0" distR="0" simplePos="0" relativeHeight="251667456" behindDoc="1" locked="0" layoutInCell="1" allowOverlap="1">
                 <wp:simplePos x="0" y="0"/>
                 <wp:positionH relativeFrom="page">
-                  <wp:posOffset>689642</wp:posOffset>
+                  <wp:posOffset>689610</wp:posOffset>
                 </wp:positionH>
                 <wp:positionV relativeFrom="paragraph">
-                  <wp:posOffset>4455234</wp:posOffset>
+                  <wp:posOffset>4455160</wp:posOffset>
                 </wp:positionV>
                 <wp:extent cx="6060440" cy="10795"/>
                 <wp:effectExtent l="0" t="0" r="0" b="0"/>
                 <wp:wrapTopAndBottom/>
                 <wp:docPr id="25" name="Graphic 25"/>
-                <wp:cNvGraphicFramePr>
-                  <a:graphicFrameLocks xmlns:a="http://schemas.openxmlformats.org/drawingml/2006/main"/>
-                </wp:cNvGraphicFramePr>
+                <wp:cNvGraphicFramePr/>
                 <a:graphic xmlns:a="http://schemas.openxmlformats.org/drawingml/2006/main">
                   <a:graphicData uri="http://schemas.microsoft.com/office/word/2010/wordprocessingShape">
                     <wps:wsp>
-                      <wps:cNvSpPr>
-                        <a:spLocks/>
-                      </wps:cNvSpPr>
+                      <wps:cNvSpPr/>
                       <wps:spPr>
                         <a:xfrm>
                           <a:off x="0" y="0"/>
@@ -1778,9 +1617,6 @@
                         </a:ln>
                       </wps:spPr>
                       <wps:bodyPr wrap="square" lIns="0" tIns="0" rIns="0" bIns="0" rtlCol="0">
-                        <a:prstTxWarp prst="textNoShape">
-                          <a:avLst/>
-                        </a:prstTxWarp>
                         <a:noAutofit/>
                       </wps:bodyPr>
                     </wps:wsp>
@@ -1791,9 +1627,13 @@
           </mc:Choice>
           <mc:Fallback>
             <w:pict>
-              <v:shape w14:anchorId="6EE4E63D" id="Graphic 25" o:spid="_x0000_s1026" style="position:absolute;margin-left:54.3pt;margin-top:350.8pt;width:477.2pt;height:.85pt;z-index:-15720960;visibility:visible;mso-wrap-style:square;mso-wrap-distance-left:0;mso-wrap-distance-top:0;mso-wrap-distance-right:0;mso-wrap-distance-bottom:0;mso-position-horizontal:absolute;mso-position-horizontal-relative:page;mso-position-vertical:absolute;mso-position-vertical-relative:text;v-text-anchor:top" coordsize="6060440,10795" o:gfxdata="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" path="m,10714l6059904,e" filled="f" strokecolor="#a6a6a6" strokeweight=".26592mm">
-                <v:path arrowok="t"/>
-                <w10:wrap type="topAndBottom" anchorx="page"/>
+              <v:shape id="Graphic 25" o:spid="_x0000_s1026" o:spt="100" style="position:absolute;left:0pt;margin-left:54.3pt;margin-top:350.8pt;height:0.85pt;width:477.2pt;mso-position-horizontal-relative:page;mso-wrap-distance-bottom:0pt;mso-wrap-distance-top:0pt;z-index:-251649024;mso-width-relative:page;mso-height-relative:page;" filled="f" stroked="t" coordsize="6060440,10795" o:gfxdata="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" path="m0,10714l6059904,0e">
+                <v:fill on="f" focussize="0,0"/>
+                <v:stroke weight="0.753779527559055pt" color="#A6A6A6" joinstyle="round"/>
+                <v:imagedata o:title=""/>
+                <o:lock v:ext="edit" aspectratio="f"/>
+                <v:textbox inset="0mm,0mm,0mm,0mm"/>
+                <w10:wrap type="topAndBottom"/>
               </v:shape>
             </w:pict>
           </mc:Fallback>
@@ -1802,34 +1642,29 @@
       <w:r>
         <w:rPr>
           <w:rFonts w:ascii="Times New Roman"/>
-          <w:noProof/>
           <w:sz w:val="20"/>
           <w:lang w:val="pt-BR" w:eastAsia="pt-BR"/>
         </w:rPr>
         <mc:AlternateContent>
           <mc:Choice Requires="wps">
             <w:drawing>
-              <wp:anchor distT="0" distB="0" distL="0" distR="0" simplePos="0" relativeHeight="487596032" behindDoc="1" locked="0" layoutInCell="1" allowOverlap="1" wp14:anchorId="5DCD48CB" wp14:editId="276E79BA">
+              <wp:anchor distT="0" distB="0" distL="0" distR="0" simplePos="0" relativeHeight="251668480" behindDoc="1" locked="0" layoutInCell="1" allowOverlap="1">
                 <wp:simplePos x="0" y="0"/>
                 <wp:positionH relativeFrom="page">
-                  <wp:posOffset>753206</wp:posOffset>
+                  <wp:posOffset>753110</wp:posOffset>
                 </wp:positionH>
                 <wp:positionV relativeFrom="paragraph">
-                  <wp:posOffset>4750318</wp:posOffset>
+                  <wp:posOffset>4749800</wp:posOffset>
                 </wp:positionV>
                 <wp:extent cx="6063615" cy="267970"/>
                 <wp:effectExtent l="0" t="0" r="0" b="0"/>
                 <wp:wrapTopAndBottom/>
                 <wp:docPr id="26" name="Textbox 26"/>
-                <wp:cNvGraphicFramePr>
-                  <a:graphicFrameLocks xmlns:a="http://schemas.openxmlformats.org/drawingml/2006/main"/>
-                </wp:cNvGraphicFramePr>
+                <wp:cNvGraphicFramePr/>
                 <a:graphic xmlns:a="http://schemas.openxmlformats.org/drawingml/2006/main">
                   <a:graphicData uri="http://schemas.microsoft.com/office/word/2010/wordprocessingShape">
                     <wps:wsp>
-                      <wps:cNvSpPr txBox="1">
-                        <a:spLocks/>
-                      </wps:cNvSpPr>
+                      <wps:cNvSpPr txBox="1"/>
                       <wps:spPr>
                         <a:xfrm>
                           <a:off x="0" y="0"/>
@@ -2039,10 +1874,14 @@
           </mc:Choice>
           <mc:Fallback>
             <w:pict>
-              <v:shape w14:anchorId="5DCD48CB" id="Textbox 26" o:spid="_x0000_s1029" type="#_x0000_t202" style="position:absolute;margin-left:59.3pt;margin-top:374.05pt;width:477.45pt;height:21.1pt;z-index:-15720448;visibility:visible;mso-wrap-style:square;mso-wrap-distance-left:0;mso-wrap-distance-top:0;mso-wrap-distance-right:0;mso-wrap-distance-bottom:0;mso-position-horizontal:absolute;mso-position-horizontal-relative:page;mso-position-vertical:absolute;mso-position-vertical-relative:text;v-text-anchor:top" o:gfxdata="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" fillcolor="#2d69b5 [2578]" stroked="f">
-                <v:fill color2="#091525 [962]" rotate="t" focusposition=".5,.5" focussize="" focus="100%" type="gradientRadial"/>
-                <v:path arrowok="t"/>
-                <v:textbox inset="0,0,0,0">
+              <v:shape id="Textbox 26" o:spid="_x0000_s1026" o:spt="202" type="#_x0000_t202" style="position:absolute;left:0pt;margin-left:59.3pt;margin-top:374pt;height:21.1pt;width:477.45pt;mso-position-horizontal-relative:page;mso-wrap-distance-bottom:0pt;mso-wrap-distance-top:0pt;z-index:-251648000;mso-width-relative:page;mso-height-relative:page;" fillcolor="#5B7CC6 [3216]" filled="t" stroked="f" coordsize="21600,21600" o:gfxdata="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">
+                <v:fill type="gradientRadial" on="t" color2="#002463 [3216]" focus="100%" focussize="0f,0f" focusposition="32768f,32768f" rotate="t">
+                  <o:fill type="gradientRadial" v:ext="backwardCompatible"/>
+                </v:fill>
+                <v:stroke on="f"/>
+                <v:imagedata o:title=""/>
+                <o:lock v:ext="edit" aspectratio="f"/>
+                <v:textbox inset="0mm,0mm,0mm,0mm">
                   <w:txbxContent>
                     <w:p>
                       <w:pPr>
@@ -2219,7 +2058,7 @@
                     </w:p>
                   </w:txbxContent>
                 </v:textbox>
-                <w10:wrap type="topAndBottom" anchorx="page"/>
+                <w10:wrap type="topAndBottom"/>
               </v:shape>
             </w:pict>
           </mc:Fallback>
@@ -2228,7 +2067,7 @@
     </w:p>
     <w:p>
       <w:pPr>
-        <w:pStyle w:val="Corpodetexto"/>
+        <w:pStyle w:val="4"/>
         <w:spacing w:before="25"/>
         <w:rPr>
           <w:rFonts w:ascii="Times New Roman"/>
@@ -2238,34 +2077,29 @@
       <w:r>
         <w:rPr>
           <w:rFonts w:ascii="Times New Roman"/>
-          <w:noProof/>
           <w:sz w:val="20"/>
           <w:lang w:val="pt-BR" w:eastAsia="pt-BR"/>
         </w:rPr>
         <mc:AlternateContent>
           <mc:Choice Requires="wps">
             <w:drawing>
-              <wp:anchor distT="0" distB="0" distL="0" distR="0" simplePos="0" relativeHeight="487587840" behindDoc="0" locked="0" layoutInCell="1" allowOverlap="1" wp14:anchorId="54409036" wp14:editId="4BE957EF">
+              <wp:anchor distT="0" distB="0" distL="0" distR="0" simplePos="0" relativeHeight="251660288" behindDoc="0" locked="0" layoutInCell="1" allowOverlap="1">
                 <wp:simplePos x="0" y="0"/>
                 <wp:positionH relativeFrom="margin">
                   <wp:align>center</wp:align>
                 </wp:positionH>
                 <wp:positionV relativeFrom="paragraph">
-                  <wp:posOffset>25652</wp:posOffset>
+                  <wp:posOffset>25400</wp:posOffset>
                 </wp:positionV>
                 <wp:extent cx="6063615" cy="267970"/>
                 <wp:effectExtent l="0" t="0" r="0" b="0"/>
                 <wp:wrapNone/>
                 <wp:docPr id="6" name="Textbox 6"/>
-                <wp:cNvGraphicFramePr>
-                  <a:graphicFrameLocks xmlns:a="http://schemas.openxmlformats.org/drawingml/2006/main"/>
-                </wp:cNvGraphicFramePr>
+                <wp:cNvGraphicFramePr/>
                 <a:graphic xmlns:a="http://schemas.openxmlformats.org/drawingml/2006/main">
                   <a:graphicData uri="http://schemas.microsoft.com/office/word/2010/wordprocessingShape">
                     <wps:wsp>
-                      <wps:cNvSpPr txBox="1">
-                        <a:spLocks/>
-                      </wps:cNvSpPr>
+                      <wps:cNvSpPr txBox="1"/>
                       <wps:spPr>
                         <a:xfrm>
                           <a:off x="0" y="0"/>
@@ -2772,10 +2606,14 @@
           </mc:Choice>
           <mc:Fallback>
             <w:pict>
-              <v:shape w14:anchorId="54409036" id="Textbox 6" o:spid="_x0000_s1030" type="#_x0000_t202" style="position:absolute;margin-left:0;margin-top:2pt;width:477.45pt;height:21.1pt;z-index:487587840;visibility:visible;mso-wrap-style:square;mso-wrap-distance-left:0;mso-wrap-distance-top:0;mso-wrap-distance-right:0;mso-wrap-distance-bottom:0;mso-position-horizontal:center;mso-position-horizontal-relative:margin;mso-position-vertical:absolute;mso-position-vertical-relative:text;v-text-anchor:top" o:gfxdata="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" fillcolor="#2d69b5 [2578]" stroked="f">
-                <v:fill color2="#091525 [962]" rotate="t" focusposition=".5,.5" focussize="" focus="100%" type="gradientRadial"/>
-                <v:path arrowok="t"/>
-                <v:textbox inset="0,0,0,0">
+              <v:shape id="Textbox 6" o:spid="_x0000_s1026" o:spt="202" type="#_x0000_t202" style="position:absolute;left:0pt;margin-top:2pt;height:21.1pt;width:477.45pt;mso-position-horizontal:center;mso-position-horizontal-relative:margin;z-index:251660288;mso-width-relative:page;mso-height-relative:page;" fillcolor="#5B7CC6 [3216]" filled="t" stroked="f" coordsize="21600,21600" o:gfxdata="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">
+                <v:fill type="gradientRadial" on="t" color2="#002463 [3216]" focus="100%" focussize="0f,0f" focusposition="32768f,32768f" rotate="t">
+                  <o:fill type="gradientRadial" v:ext="backwardCompatible"/>
+                </v:fill>
+                <v:stroke on="f"/>
+                <v:imagedata o:title=""/>
+                <o:lock v:ext="edit" aspectratio="f"/>
+                <v:textbox inset="0mm,0mm,0mm,0mm">
                   <w:txbxContent>
                     <w:p>
                       <w:pPr>
@@ -3249,7 +3087,6 @@
                     </w:p>
                   </w:txbxContent>
                 </v:textbox>
-                <w10:wrap anchorx="margin"/>
               </v:shape>
             </w:pict>
           </mc:Fallback>
@@ -3258,7 +3095,7 @@
     </w:p>
     <w:p>
       <w:pPr>
-        <w:pStyle w:val="Corpodetexto"/>
+        <w:pStyle w:val="4"/>
         <w:spacing w:before="72"/>
         <w:rPr>
           <w:rFonts w:ascii="Times New Roman"/>
@@ -3268,7 +3105,7 @@
     </w:p>
     <w:p>
       <w:pPr>
-        <w:pStyle w:val="Corpodetexto"/>
+        <w:pStyle w:val="4"/>
         <w:spacing w:before="72"/>
         <w:rPr>
           <w:rFonts w:ascii="Times New Roman"/>
@@ -3278,7 +3115,7 @@
     </w:p>
     <w:p>
       <w:pPr>
-        <w:pStyle w:val="Corpodetexto"/>
+        <w:pStyle w:val="4"/>
         <w:spacing w:before="72"/>
         <w:rPr>
           <w:rFonts w:ascii="Times New Roman"/>
@@ -3288,7 +3125,7 @@
     </w:p>
     <w:p>
       <w:pPr>
-        <w:pStyle w:val="Corpodetexto"/>
+        <w:pStyle w:val="4"/>
         <w:spacing w:before="64"/>
         <w:rPr>
           <w:rFonts w:ascii="Times New Roman"/>
@@ -3298,7 +3135,7 @@
     </w:p>
     <w:p>
       <w:pPr>
-        <w:pStyle w:val="Corpodetexto"/>
+        <w:pStyle w:val="4"/>
         <w:spacing w:before="72"/>
         <w:rPr>
           <w:rFonts w:ascii="Times New Roman"/>
@@ -3308,34 +3145,29 @@
       <w:r>
         <w:rPr>
           <w:rFonts w:ascii="Times New Roman"/>
-          <w:noProof/>
           <w:sz w:val="20"/>
           <w:lang w:val="pt-BR" w:eastAsia="pt-BR"/>
         </w:rPr>
         <mc:AlternateContent>
           <mc:Choice Requires="wps">
             <w:drawing>
-              <wp:anchor distT="0" distB="0" distL="0" distR="0" simplePos="0" relativeHeight="487590400" behindDoc="1" locked="0" layoutInCell="1" allowOverlap="1" wp14:anchorId="51DF5061" wp14:editId="7F1B69EF">
+              <wp:anchor distT="0" distB="0" distL="0" distR="0" simplePos="0" relativeHeight="251662336" behindDoc="1" locked="0" layoutInCell="1" allowOverlap="1">
                 <wp:simplePos x="0" y="0"/>
                 <wp:positionH relativeFrom="page">
-                  <wp:posOffset>681252</wp:posOffset>
+                  <wp:posOffset>680720</wp:posOffset>
                 </wp:positionH>
                 <wp:positionV relativeFrom="paragraph">
-                  <wp:posOffset>297654</wp:posOffset>
+                  <wp:posOffset>297180</wp:posOffset>
                 </wp:positionV>
                 <wp:extent cx="6063615" cy="307975"/>
                 <wp:effectExtent l="0" t="0" r="0" b="0"/>
                 <wp:wrapTopAndBottom/>
                 <wp:docPr id="11" name="Textbox 11"/>
-                <wp:cNvGraphicFramePr>
-                  <a:graphicFrameLocks xmlns:a="http://schemas.openxmlformats.org/drawingml/2006/main"/>
-                </wp:cNvGraphicFramePr>
+                <wp:cNvGraphicFramePr/>
                 <a:graphic xmlns:a="http://schemas.openxmlformats.org/drawingml/2006/main">
                   <a:graphicData uri="http://schemas.microsoft.com/office/word/2010/wordprocessingShape">
                     <wps:wsp>
-                      <wps:cNvSpPr txBox="1">
-                        <a:spLocks/>
-                      </wps:cNvSpPr>
+                      <wps:cNvSpPr txBox="1"/>
                       <wps:spPr>
                         <a:xfrm>
                           <a:off x="0" y="0"/>
@@ -3982,10 +3814,14 @@
           </mc:Choice>
           <mc:Fallback>
             <w:pict>
-              <v:shape w14:anchorId="51DF5061" id="Textbox 11" o:spid="_x0000_s1031" type="#_x0000_t202" style="position:absolute;margin-left:53.65pt;margin-top:23.45pt;width:477.45pt;height:24.25pt;z-index:-15726080;visibility:visible;mso-wrap-style:square;mso-wrap-distance-left:0;mso-wrap-distance-top:0;mso-wrap-distance-right:0;mso-wrap-distance-bottom:0;mso-position-horizontal:absolute;mso-position-horizontal-relative:page;mso-position-vertical:absolute;mso-position-vertical-relative:text;v-text-anchor:top" o:gfxdata="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" fillcolor="#2d69b5 [2578]" stroked="f">
-                <v:fill color2="#091525 [962]" rotate="t" focusposition=".5,.5" focussize="" focus="100%" type="gradientRadial"/>
-                <v:path arrowok="t"/>
-                <v:textbox inset="0,0,0,0">
+              <v:shape id="Textbox 11" o:spid="_x0000_s1026" o:spt="202" type="#_x0000_t202" style="position:absolute;left:0pt;margin-left:53.6pt;margin-top:23.4pt;height:24.25pt;width:477.45pt;mso-position-horizontal-relative:page;mso-wrap-distance-bottom:0pt;mso-wrap-distance-top:0pt;z-index:-251654144;mso-width-relative:page;mso-height-relative:page;" fillcolor="#5B7CC6 [3216]" filled="t" stroked="f" coordsize="21600,21600" o:gfxdata="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">
+                <v:fill type="gradientRadial" on="t" color2="#002463 [3216]" focus="100%" focussize="0f,0f" focusposition="32768f,32768f" rotate="t">
+                  <o:fill type="gradientRadial" v:ext="backwardCompatible"/>
+                </v:fill>
+                <v:stroke on="f"/>
+                <v:imagedata o:title=""/>
+                <o:lock v:ext="edit" aspectratio="f"/>
+                <v:textbox inset="0mm,0mm,0mm,0mm">
                   <w:txbxContent>
                     <w:p>
                       <w:pPr>
@@ -4599,7 +4435,7 @@
                     </w:p>
                   </w:txbxContent>
                 </v:textbox>
-                <w10:wrap type="topAndBottom" anchorx="page"/>
+                <w10:wrap type="topAndBottom"/>
               </v:shape>
             </w:pict>
           </mc:Fallback>
@@ -4608,7 +4444,7 @@
     </w:p>
     <w:p>
       <w:pPr>
-        <w:pStyle w:val="Corpodetexto"/>
+        <w:pStyle w:val="4"/>
         <w:spacing w:before="72"/>
         <w:rPr>
           <w:rFonts w:ascii="Times New Roman"/>
@@ -4618,7 +4454,7 @@
     </w:p>
     <w:p>
       <w:pPr>
-        <w:pStyle w:val="Corpodetexto"/>
+        <w:pStyle w:val="4"/>
         <w:spacing w:before="72"/>
         <w:rPr>
           <w:rFonts w:ascii="Times New Roman"/>
@@ -4628,7 +4464,7 @@
     </w:p>
     <w:p>
       <w:pPr>
-        <w:pStyle w:val="Corpodetexto"/>
+        <w:pStyle w:val="4"/>
         <w:spacing w:before="72"/>
         <w:rPr>
           <w:rFonts w:ascii="Times New Roman"/>
@@ -4638,26 +4474,23 @@
     </w:p>
     <w:p>
       <w:pPr>
-        <w:pStyle w:val="Corpodetexto"/>
+        <w:pStyle w:val="4"/>
         <w:spacing w:before="64"/>
         <w:rPr>
           <w:rFonts w:ascii="Times New Roman"/>
           <w:sz w:val="20"/>
         </w:rPr>
       </w:pPr>
-      <w:bookmarkStart w:id="0" w:name="_GoBack"/>
-      <w:bookmarkEnd w:id="0"/>
       <w:r>
         <w:rPr>
           <w:rFonts w:ascii="Times New Roman"/>
-          <w:noProof/>
           <w:sz w:val="20"/>
           <w:lang w:val="pt-BR" w:eastAsia="pt-BR"/>
         </w:rPr>
         <mc:AlternateContent>
           <mc:Choice Requires="wpg">
             <w:drawing>
-              <wp:anchor distT="0" distB="0" distL="0" distR="0" simplePos="0" relativeHeight="487592960" behindDoc="1" locked="0" layoutInCell="1" allowOverlap="1" wp14:anchorId="7D244C02" wp14:editId="7484D239">
+              <wp:anchor distT="0" distB="0" distL="0" distR="0" simplePos="0" relativeHeight="251665408" behindDoc="1" locked="0" layoutInCell="1" allowOverlap="1">
                 <wp:simplePos x="0" y="0"/>
                 <wp:positionH relativeFrom="page">
                   <wp:posOffset>687705</wp:posOffset>
@@ -4669,15 +4502,11 @@
                 <wp:effectExtent l="0" t="0" r="6350" b="27940"/>
                 <wp:wrapTopAndBottom/>
                 <wp:docPr id="16" name="Group 16"/>
-                <wp:cNvGraphicFramePr>
-                  <a:graphicFrameLocks xmlns:a="http://schemas.openxmlformats.org/drawingml/2006/main"/>
-                </wp:cNvGraphicFramePr>
+                <wp:cNvGraphicFramePr/>
                 <a:graphic xmlns:a="http://schemas.openxmlformats.org/drawingml/2006/main">
                   <a:graphicData uri="http://schemas.microsoft.com/office/word/2010/wordprocessingGroup">
                     <wpg:wgp>
-                      <wpg:cNvGrpSpPr>
-                        <a:grpSpLocks/>
-                      </wpg:cNvGrpSpPr>
+                      <wpg:cNvGrpSpPr/>
                       <wpg:grpSpPr>
                         <a:xfrm>
                           <a:off x="0" y="0"/>
@@ -4719,9 +4548,6 @@
                           </a:ln>
                         </wps:spPr>
                         <wps:bodyPr wrap="square" lIns="0" tIns="0" rIns="0" bIns="0" rtlCol="0">
-                          <a:prstTxWarp prst="textNoShape">
-                            <a:avLst/>
-                          </a:prstTxWarp>
                           <a:noAutofit/>
                         </wps:bodyPr>
                       </wps:wsp>
@@ -4765,9 +4591,6 @@
                           </a:solidFill>
                         </wps:spPr>
                         <wps:bodyPr wrap="square" lIns="0" tIns="0" rIns="0" bIns="0" rtlCol="0">
-                          <a:prstTxWarp prst="textNoShape">
-                            <a:avLst/>
-                          </a:prstTxWarp>
                           <a:noAutofit/>
                         </wps:bodyPr>
                       </wps:wsp>
@@ -4804,9 +4627,6 @@
                           </a:ln>
                         </wps:spPr>
                         <wps:bodyPr wrap="square" lIns="0" tIns="0" rIns="0" bIns="0" rtlCol="0">
-                          <a:prstTxWarp prst="textNoShape">
-                            <a:avLst/>
-                          </a:prstTxWarp>
                           <a:noAutofit/>
                         </wps:bodyPr>
                       </wps:wsp>
@@ -5854,27 +5674,42 @@
                     </wpg:wgp>
                   </a:graphicData>
                 </a:graphic>
-                <wp14:sizeRelV relativeFrom="margin">
-                  <wp14:pctHeight>0</wp14:pctHeight>
-                </wp14:sizeRelV>
               </wp:anchor>
             </w:drawing>
           </mc:Choice>
           <mc:Fallback>
             <w:pict>
-              <v:group w14:anchorId="7D244C02" id="Group 16" o:spid="_x0000_s1032" style="position:absolute;margin-left:54.15pt;margin-top:18.8pt;width:478pt;height:24.8pt;z-index:-15723520;mso-wrap-distance-left:0;mso-wrap-distance-right:0;mso-position-horizontal-relative:page;mso-height-relative:margin" coordorigin="47" coordsize="60712,3154" o:gfxdata="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">
-                <v:shape id="Graphic 17" o:spid="_x0000_s1033" style="position:absolute;left:302;top:47;width:60351;height:108;visibility:visible;mso-wrap-style:square;v-text-anchor:top" coordsize="6035040,10795" o:gfxdata="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" path="m,10669l6034416,e" filled="f" strokecolor="#a6a6a6" strokeweight=".26478mm">
-                  <v:path arrowok="t"/>
+              <v:group id="Group 16" o:spid="_x0000_s1026" o:spt="203" style="position:absolute;left:0pt;margin-left:54.15pt;margin-top:18.8pt;height:24.8pt;width:478pt;mso-position-horizontal-relative:page;mso-wrap-distance-bottom:0pt;mso-wrap-distance-top:0pt;z-index:-251651072;mso-width-relative:page;mso-height-relative:page;" coordorigin="4700,0" coordsize="6071202,315473" o:gfxdata="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">
+                <o:lock v:ext="edit" aspectratio="f"/>
+                <v:shape id="Graphic 17" o:spid="_x0000_s1026" o:spt="100" style="position:absolute;left:30289;top:4766;height:10795;width:6035040;" filled="f" stroked="t" coordsize="6035040,10795" o:gfxdata="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" path="m0,10669l6034416,0e">
+                  <v:fill on="f" focussize="0,0"/>
+                  <v:stroke weight="0.750551181102362pt" color="#A6A6A6" joinstyle="round"/>
+                  <v:imagedata o:title=""/>
+                  <o:lock v:ext="edit" aspectratio="f"/>
+                  <v:textbox inset="0mm,0mm,0mm,0mm"/>
                 </v:shape>
-                <v:shape id="Graphic 18" o:spid="_x0000_s1034" style="position:absolute;left:47;top:201;width:60636;height:2679;visibility:visible;mso-wrap-style:square;v-text-anchor:top" coordsize="6063615,267970" o:gfxdata="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" path="m,l6063361,r,267470l,267470,,xe" fillcolor="#a6a6a6" stroked="f">
-                  <v:path arrowok="t"/>
+                <v:shape id="Graphic 18" o:spid="_x0000_s1026" o:spt="100" style="position:absolute;left:4700;top:20102;height:267970;width:6063615;" fillcolor="#A6A6A6" filled="t" stroked="f" coordsize="6063615,267970" o:gfxdata="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" path="m0,0l6063361,0,6063361,267470,0,267470,0,0xe">
+                  <v:fill on="t" focussize="0,0"/>
+                  <v:stroke on="f"/>
+                  <v:imagedata o:title=""/>
+                  <o:lock v:ext="edit" aspectratio="f"/>
+                  <v:textbox inset="0mm,0mm,0mm,0mm"/>
                 </v:shape>
-                <v:shape id="Graphic 19" o:spid="_x0000_s1035" style="position:absolute;left:47;top:3046;width:60605;height:108;visibility:visible;mso-wrap-style:square;v-text-anchor:top" coordsize="6060440,10795" o:gfxdata="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" path="m,10714l6059904,e" filled="f" strokecolor="#a6a6a6" strokeweight=".26592mm">
-                  <v:path arrowok="t"/>
+                <v:shape id="Graphic 19" o:spid="_x0000_s1026" o:spt="100" style="position:absolute;left:4786;top:304678;height:10795;width:6060440;" filled="f" stroked="t" coordsize="6060440,10795" o:gfxdata="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" path="m0,10714l6059904,0e">
+                  <v:fill on="f" focussize="0,0"/>
+                  <v:stroke weight="0.753779527559055pt" color="#A6A6A6" joinstyle="round"/>
+                  <v:imagedata o:title=""/>
+                  <o:lock v:ext="edit" aspectratio="f"/>
+                  <v:textbox inset="0mm,0mm,0mm,0mm"/>
                 </v:shape>
-                <v:shape id="Textbox 20" o:spid="_x0000_s1036" type="#_x0000_t202" style="position:absolute;left:110;width:60649;height:3003;visibility:visible;mso-wrap-style:square;v-text-anchor:top" o:gfxdata="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" fillcolor="#2d69b5 [2578]" stroked="f">
-                  <v:fill color2="#091525 [962]" rotate="t" focusposition=".5,.5" focussize="" focus="100%" type="gradientRadial"/>
-                  <v:textbox inset="0,0,0,0">
+                <v:shape id="Textbox 20" o:spid="_x0000_s1026" o:spt="202" type="#_x0000_t202" style="position:absolute;left:11017;top:0;height:300355;width:6064885;" fillcolor="#5B7CC6 [3216]" filled="t" stroked="f" coordsize="21600,21600" o:gfxdata="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">
+                  <v:fill type="gradientRadial" on="t" color2="#002463 [3216]" focus="100%" focussize="0f,0f" focusposition="32768f,32768f" rotate="t">
+                    <o:fill type="gradientRadial" v:ext="backwardCompatible"/>
+                  </v:fill>
+                  <v:stroke on="f"/>
+                  <v:imagedata o:title=""/>
+                  <o:lock v:ext="edit" aspectratio="f"/>
+                  <v:textbox inset="0mm,0mm,0mm,0mm">
                     <w:txbxContent>
                       <w:p>
                         <w:pPr>
@@ -6888,7 +6723,7 @@
                     </w:txbxContent>
                   </v:textbox>
                 </v:shape>
-                <w10:wrap type="topAndBottom" anchorx="page"/>
+                <w10:wrap type="topAndBottom"/>
               </v:group>
             </w:pict>
           </mc:Fallback>
@@ -6897,7 +6732,7 @@
     </w:p>
     <w:p>
       <w:pPr>
-        <w:pStyle w:val="Corpodetexto"/>
+        <w:pStyle w:val="4"/>
         <w:spacing w:before="73"/>
         <w:rPr>
           <w:rFonts w:ascii="Times New Roman"/>
@@ -6907,7 +6742,7 @@
     </w:p>
     <w:p>
       <w:pPr>
-        <w:pStyle w:val="Corpodetexto"/>
+        <w:pStyle w:val="4"/>
         <w:spacing w:before="73"/>
         <w:rPr>
           <w:rFonts w:ascii="Times New Roman"/>
@@ -6917,7 +6752,7 @@
     </w:p>
     <w:p>
       <w:pPr>
-        <w:pStyle w:val="Corpodetexto"/>
+        <w:pStyle w:val="4"/>
         <w:spacing w:before="73"/>
         <w:rPr>
           <w:rFonts w:ascii="Times New Roman"/>
@@ -6927,7 +6762,7 @@
     </w:p>
     <w:p>
       <w:pPr>
-        <w:pStyle w:val="Corpodetexto"/>
+        <w:pStyle w:val="4"/>
         <w:spacing w:before="73"/>
         <w:rPr>
           <w:rFonts w:ascii="Times New Roman"/>
@@ -6937,7 +6772,7 @@
     </w:p>
     <w:p>
       <w:pPr>
-        <w:pStyle w:val="Corpodetexto"/>
+        <w:pStyle w:val="4"/>
         <w:spacing w:before="73"/>
         <w:rPr>
           <w:rFonts w:ascii="Times New Roman"/>
@@ -6947,7 +6782,7 @@
     </w:p>
     <w:p>
       <w:pPr>
-        <w:pStyle w:val="Corpodetexto"/>
+        <w:pStyle w:val="4"/>
         <w:spacing w:before="186"/>
         <w:rPr>
           <w:rFonts w:ascii="Times New Roman"/>
@@ -6957,7 +6792,7 @@
     </w:p>
     <w:p>
       <w:pPr>
-        <w:pStyle w:val="Corpodetexto"/>
+        <w:pStyle w:val="4"/>
         <w:rPr>
           <w:rFonts w:ascii="Times New Roman"/>
         </w:rPr>
@@ -6965,7 +6800,7 @@
     </w:p>
     <w:p>
       <w:pPr>
-        <w:pStyle w:val="Corpodetexto"/>
+        <w:pStyle w:val="4"/>
         <w:rPr>
           <w:rFonts w:ascii="Times New Roman"/>
         </w:rPr>
@@ -6973,7 +6808,7 @@
     </w:p>
     <w:p>
       <w:pPr>
-        <w:pStyle w:val="Corpodetexto"/>
+        <w:pStyle w:val="4"/>
         <w:spacing w:before="1" w:line="384" w:lineRule="auto"/>
         <w:ind w:left="1355" w:right="1255"/>
         <w:jc w:val="center"/>
@@ -7128,7 +6963,7 @@
     </w:p>
     <w:p>
       <w:pPr>
-        <w:pStyle w:val="Corpodetexto"/>
+        <w:pStyle w:val="4"/>
         <w:rPr>
           <w:sz w:val="20"/>
         </w:rPr>
@@ -7136,7 +6971,7 @@
     </w:p>
     <w:p>
       <w:pPr>
-        <w:pStyle w:val="Corpodetexto"/>
+        <w:pStyle w:val="4"/>
         <w:rPr>
           <w:sz w:val="20"/>
         </w:rPr>
@@ -7144,7 +6979,7 @@
     </w:p>
     <w:p>
       <w:pPr>
-        <w:pStyle w:val="Corpodetexto"/>
+        <w:pStyle w:val="4"/>
         <w:rPr>
           <w:sz w:val="20"/>
         </w:rPr>
@@ -7152,7 +6987,7 @@
     </w:p>
     <w:p>
       <w:pPr>
-        <w:pStyle w:val="Corpodetexto"/>
+        <w:pStyle w:val="4"/>
         <w:rPr>
           <w:sz w:val="20"/>
         </w:rPr>
@@ -7160,7 +6995,7 @@
     </w:p>
     <w:p>
       <w:pPr>
-        <w:pStyle w:val="Corpodetexto"/>
+        <w:pStyle w:val="4"/>
         <w:rPr>
           <w:sz w:val="20"/>
         </w:rPr>
@@ -7168,7 +7003,7 @@
     </w:p>
     <w:p>
       <w:pPr>
-        <w:pStyle w:val="Corpodetexto"/>
+        <w:pStyle w:val="4"/>
         <w:spacing w:before="3"/>
         <w:rPr>
           <w:sz w:val="20"/>
@@ -7176,34 +7011,29 @@
       </w:pPr>
       <w:r>
         <w:rPr>
-          <w:noProof/>
           <w:sz w:val="20"/>
           <w:lang w:val="pt-BR" w:eastAsia="pt-BR"/>
         </w:rPr>
         <mc:AlternateContent>
           <mc:Choice Requires="wps">
             <w:drawing>
-              <wp:anchor distT="0" distB="0" distL="0" distR="0" simplePos="0" relativeHeight="487596544" behindDoc="1" locked="0" layoutInCell="1" allowOverlap="1">
+              <wp:anchor distT="0" distB="0" distL="0" distR="0" simplePos="0" relativeHeight="251668480" behindDoc="1" locked="0" layoutInCell="1" allowOverlap="1">
                 <wp:simplePos x="0" y="0"/>
                 <wp:positionH relativeFrom="page">
-                  <wp:posOffset>776678</wp:posOffset>
+                  <wp:posOffset>776605</wp:posOffset>
                 </wp:positionH>
                 <wp:positionV relativeFrom="paragraph">
-                  <wp:posOffset>161094</wp:posOffset>
+                  <wp:posOffset>160655</wp:posOffset>
                 </wp:positionV>
                 <wp:extent cx="2793365" cy="5080"/>
                 <wp:effectExtent l="0" t="0" r="0" b="0"/>
                 <wp:wrapTopAndBottom/>
                 <wp:docPr id="27" name="Graphic 27"/>
-                <wp:cNvGraphicFramePr>
-                  <a:graphicFrameLocks xmlns:a="http://schemas.openxmlformats.org/drawingml/2006/main"/>
-                </wp:cNvGraphicFramePr>
+                <wp:cNvGraphicFramePr/>
                 <a:graphic xmlns:a="http://schemas.openxmlformats.org/drawingml/2006/main">
                   <a:graphicData uri="http://schemas.microsoft.com/office/word/2010/wordprocessingShape">
                     <wps:wsp>
-                      <wps:cNvSpPr>
-                        <a:spLocks/>
-                      </wps:cNvSpPr>
+                      <wps:cNvSpPr/>
                       <wps:spPr>
                         <a:xfrm>
                           <a:off x="0" y="0"/>
@@ -7234,9 +7064,6 @@
                         </a:ln>
                       </wps:spPr>
                       <wps:bodyPr wrap="square" lIns="0" tIns="0" rIns="0" bIns="0" rtlCol="0">
-                        <a:prstTxWarp prst="textNoShape">
-                          <a:avLst/>
-                        </a:prstTxWarp>
                         <a:noAutofit/>
                       </wps:bodyPr>
                     </wps:wsp>
@@ -7247,9 +7074,13 @@
           </mc:Choice>
           <mc:Fallback>
             <w:pict>
-              <v:shape w14:anchorId="151CF0A3" id="Graphic 27" o:spid="_x0000_s1026" style="position:absolute;margin-left:61.15pt;margin-top:12.7pt;width:219.95pt;height:.4pt;z-index:-15719936;visibility:visible;mso-wrap-style:square;mso-wrap-distance-left:0;mso-wrap-distance-top:0;mso-wrap-distance-right:0;mso-wrap-distance-bottom:0;mso-position-horizontal:absolute;mso-position-horizontal-relative:page;mso-position-vertical:absolute;mso-position-vertical-relative:text;v-text-anchor:top" coordsize="2793365,5080" o:gfxdata="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" path="m,l2793169,4774e" filled="f" strokecolor="#a6a6a6" strokeweight=".26478mm">
-                <v:path arrowok="t"/>
-                <w10:wrap type="topAndBottom" anchorx="page"/>
+              <v:shape id="Graphic 27" o:spid="_x0000_s1026" o:spt="100" style="position:absolute;left:0pt;margin-left:61.15pt;margin-top:12.65pt;height:0.4pt;width:219.95pt;mso-position-horizontal-relative:page;mso-wrap-distance-bottom:0pt;mso-wrap-distance-top:0pt;z-index:-251648000;mso-width-relative:page;mso-height-relative:page;" filled="f" stroked="t" coordsize="2793365,5080" o:gfxdata="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" path="m0,0l2793169,4774e">
+                <v:fill on="f" focussize="0,0"/>
+                <v:stroke weight="0.750551181102362pt" color="#A6A6A6" joinstyle="round"/>
+                <v:imagedata o:title=""/>
+                <o:lock v:ext="edit" aspectratio="f"/>
+                <v:textbox inset="0mm,0mm,0mm,0mm"/>
+                <w10:wrap type="topAndBottom"/>
               </v:shape>
             </w:pict>
           </mc:Fallback>
@@ -7257,34 +7088,29 @@
       </w:r>
       <w:r>
         <w:rPr>
-          <w:noProof/>
           <w:sz w:val="20"/>
           <w:lang w:val="pt-BR" w:eastAsia="pt-BR"/>
         </w:rPr>
         <mc:AlternateContent>
           <mc:Choice Requires="wps">
             <w:drawing>
-              <wp:anchor distT="0" distB="0" distL="0" distR="0" simplePos="0" relativeHeight="487597056" behindDoc="1" locked="0" layoutInCell="1" allowOverlap="1">
+              <wp:anchor distT="0" distB="0" distL="0" distR="0" simplePos="0" relativeHeight="251669504" behindDoc="1" locked="0" layoutInCell="1" allowOverlap="1">
                 <wp:simplePos x="0" y="0"/>
                 <wp:positionH relativeFrom="page">
-                  <wp:posOffset>3990088</wp:posOffset>
+                  <wp:posOffset>3989705</wp:posOffset>
                 </wp:positionH>
                 <wp:positionV relativeFrom="paragraph">
-                  <wp:posOffset>175394</wp:posOffset>
+                  <wp:posOffset>175260</wp:posOffset>
                 </wp:positionV>
                 <wp:extent cx="2793365" cy="5080"/>
                 <wp:effectExtent l="0" t="0" r="0" b="0"/>
                 <wp:wrapTopAndBottom/>
                 <wp:docPr id="28" name="Graphic 28"/>
-                <wp:cNvGraphicFramePr>
-                  <a:graphicFrameLocks xmlns:a="http://schemas.openxmlformats.org/drawingml/2006/main"/>
-                </wp:cNvGraphicFramePr>
+                <wp:cNvGraphicFramePr/>
                 <a:graphic xmlns:a="http://schemas.openxmlformats.org/drawingml/2006/main">
                   <a:graphicData uri="http://schemas.microsoft.com/office/word/2010/wordprocessingShape">
                     <wps:wsp>
-                      <wps:cNvSpPr>
-                        <a:spLocks/>
-                      </wps:cNvSpPr>
+                      <wps:cNvSpPr/>
                       <wps:spPr>
                         <a:xfrm>
                           <a:off x="0" y="0"/>
@@ -7315,9 +7141,6 @@
                         </a:ln>
                       </wps:spPr>
                       <wps:bodyPr wrap="square" lIns="0" tIns="0" rIns="0" bIns="0" rtlCol="0">
-                        <a:prstTxWarp prst="textNoShape">
-                          <a:avLst/>
-                        </a:prstTxWarp>
                         <a:noAutofit/>
                       </wps:bodyPr>
                     </wps:wsp>
@@ -7328,9 +7151,13 @@
           </mc:Choice>
           <mc:Fallback>
             <w:pict>
-              <v:shape w14:anchorId="037858D9" id="Graphic 28" o:spid="_x0000_s1026" style="position:absolute;margin-left:314.2pt;margin-top:13.8pt;width:219.95pt;height:.4pt;z-index:-15719424;visibility:visible;mso-wrap-style:square;mso-wrap-distance-left:0;mso-wrap-distance-top:0;mso-wrap-distance-right:0;mso-wrap-distance-bottom:0;mso-position-horizontal:absolute;mso-position-horizontal-relative:page;mso-position-vertical:absolute;mso-position-vertical-relative:text;v-text-anchor:top" coordsize="2793365,5080" o:gfxdata="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" path="m,l2793169,4774e" filled="f" strokecolor="#a6a6a6" strokeweight=".26478mm">
-                <v:path arrowok="t"/>
-                <w10:wrap type="topAndBottom" anchorx="page"/>
+              <v:shape id="Graphic 28" o:spid="_x0000_s1026" o:spt="100" style="position:absolute;left:0pt;margin-left:314.15pt;margin-top:13.8pt;height:0.4pt;width:219.95pt;mso-position-horizontal-relative:page;mso-wrap-distance-bottom:0pt;mso-wrap-distance-top:0pt;z-index:-251646976;mso-width-relative:page;mso-height-relative:page;" filled="f" stroked="t" coordsize="2793365,5080" o:gfxdata="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" path="m0,0l2793169,4774e">
+                <v:fill on="f" focussize="0,0"/>
+                <v:stroke weight="0.750551181102362pt" color="#A6A6A6" joinstyle="round"/>
+                <v:imagedata o:title=""/>
+                <o:lock v:ext="edit" aspectratio="f"/>
+                <v:textbox inset="0mm,0mm,0mm,0mm"/>
+                <w10:wrap type="topAndBottom"/>
               </v:shape>
             </w:pict>
           </mc:Fallback>
@@ -7384,6 +7211,11 @@
           <w:color w:val="535353"/>
         </w:rPr>
         <w:tab/>
+      </w:r>
+      <w:r>
+        <w:rPr>
+          <w:color w:val="535353"/>
+        </w:rPr>
         <w:t>Assinatura</w:t>
       </w:r>
       <w:r>
@@ -7418,426 +7250,205 @@
       <w:type w:val="continuous"/>
       <w:pgSz w:w="11910" w:h="16850"/>
       <w:pgMar w:top="0" w:right="0" w:bottom="0" w:left="0" w:header="720" w:footer="720" w:gutter="0"/>
-      <w:cols w:space="720"/>
+      <w:cols w:space="720" w:num="1"/>
     </w:sectPr>
   </w:body>
 </w:document>
 </file>
 
 <file path=word/styles.xml><?xml version="1.0" encoding="utf-8"?>
-<w:styles xmlns:mc="http://schemas.openxmlformats.org/markup-compatibility/2006" xmlns:r="http://schemas.openxmlformats.org/officeDocument/2006/relationships" xmlns:w="http://schemas.openxmlformats.org/wordprocessingml/2006/main" xmlns:w14="http://schemas.microsoft.com/office/word/2010/wordml" xmlns:w15="http://schemas.microsoft.com/office/word/2012/wordml" xmlns:w16se="http://schemas.microsoft.com/office/word/2015/wordml/symex" mc:Ignorable="w14 w15 w16se">
+<w:styles xmlns:mc="http://schemas.openxmlformats.org/markup-compatibility/2006" xmlns:o="urn:schemas-microsoft-com:office:office" xmlns:r="http://schemas.openxmlformats.org/officeDocument/2006/relationships" xmlns:m="http://schemas.openxmlformats.org/officeDocument/2006/math" xmlns:v="urn:schemas-microsoft-com:vml" xmlns:w="http://schemas.openxmlformats.org/wordprocessingml/2006/main" xmlns:w14="http://schemas.microsoft.com/office/word/2010/wordml" xmlns:w10="urn:schemas-microsoft-com:office:word" xmlns:sl="http://schemas.openxmlformats.org/schemaLibrary/2006/main" xmlns:wpsCustomData="http://www.wps.cn/officeDocument/2013/wpsCustomData" mc:Ignorable="w14">
   <w:docDefaults>
     <w:rPrDefault>
       <w:rPr>
-        <w:rFonts w:asciiTheme="minorHAnsi" w:eastAsiaTheme="minorHAnsi" w:hAnsiTheme="minorHAnsi" w:cstheme="minorBidi"/>
-        <w:sz w:val="22"/>
-        <w:szCs w:val="22"/>
-        <w:lang w:val="en-US" w:eastAsia="en-US" w:bidi="ar-SA"/>
+        <w:rFonts w:asciiTheme="minorHAnsi" w:hAnsiTheme="minorHAnsi" w:eastAsiaTheme="minorHAnsi" w:cstheme="minorBidi"/>
       </w:rPr>
     </w:rPrDefault>
-    <w:pPrDefault>
-      <w:pPr>
-        <w:widowControl w:val="0"/>
-        <w:autoSpaceDE w:val="0"/>
-        <w:autoSpaceDN w:val="0"/>
-      </w:pPr>
-    </w:pPrDefault>
+    <w:pPrDefault/>
   </w:docDefaults>
-  <w:latentStyles w:defLockedState="0" w:defUIPriority="99" w:defSemiHidden="0" w:defUnhideWhenUsed="0" w:defQFormat="0" w:count="371">
-    <w:lsdException w:name="Normal" w:uiPriority="0" w:qFormat="1"/>
-    <w:lsdException w:name="heading 1" w:uiPriority="9" w:qFormat="1"/>
-    <w:lsdException w:name="heading 2" w:semiHidden="1" w:uiPriority="9" w:unhideWhenUsed="1" w:qFormat="1"/>
-    <w:lsdException w:name="heading 3" w:semiHidden="1" w:uiPriority="9" w:unhideWhenUsed="1" w:qFormat="1"/>
-    <w:lsdException w:name="heading 4" w:semiHidden="1" w:uiPriority="9" w:unhideWhenUsed="1" w:qFormat="1"/>
-    <w:lsdException w:name="heading 5" w:semiHidden="1" w:uiPriority="9" w:unhideWhenUsed="1" w:qFormat="1"/>
-    <w:lsdException w:name="heading 6" w:semiHidden="1" w:uiPriority="9" w:unhideWhenUsed="1" w:qFormat="1"/>
-    <w:lsdException w:name="heading 7" w:semiHidden="1" w:uiPriority="9" w:unhideWhenUsed="1" w:qFormat="1"/>
-    <w:lsdException w:name="heading 8" w:semiHidden="1" w:uiPriority="9" w:unhideWhenUsed="1" w:qFormat="1"/>
-    <w:lsdException w:name="heading 9" w:semiHidden="1" w:uiPriority="9" w:unhideWhenUsed="1" w:qFormat="1"/>
-    <w:lsdException w:name="index 1" w:semiHidden="1" w:unhideWhenUsed="1"/>
-    <w:lsdException w:name="index 2" w:semiHidden="1" w:unhideWhenUsed="1"/>
-    <w:lsdException w:name="index 3" w:semiHidden="1" w:unhideWhenUsed="1"/>
-    <w:lsdException w:name="index 4" w:semiHidden="1" w:unhideWhenUsed="1"/>
-    <w:lsdException w:name="index 5" w:semiHidden="1" w:unhideWhenUsed="1"/>
-    <w:lsdException w:name="index 6" w:semiHidden="1" w:unhideWhenUsed="1"/>
-    <w:lsdException w:name="index 7" w:semiHidden="1" w:unhideWhenUsed="1"/>
-    <w:lsdException w:name="index 8" w:semiHidden="1" w:unhideWhenUsed="1"/>
-    <w:lsdException w:name="index 9" w:semiHidden="1" w:unhideWhenUsed="1"/>
-    <w:lsdException w:name="toc 1" w:semiHidden="1" w:uiPriority="39" w:unhideWhenUsed="1"/>
-    <w:lsdException w:name="toc 2" w:semiHidden="1" w:uiPriority="39" w:unhideWhenUsed="1"/>
-    <w:lsdException w:name="toc 3" w:semiHidden="1" w:uiPriority="39" w:unhideWhenUsed="1"/>
-    <w:lsdException w:name="toc 4" w:semiHidden="1" w:uiPriority="39" w:unhideWhenUsed="1"/>
-    <w:lsdException w:name="toc 5" w:semiHidden="1" w:uiPriority="39" w:unhideWhenUsed="1"/>
-    <w:lsdException w:name="toc 6" w:semiHidden="1" w:uiPriority="39" w:unhideWhenUsed="1"/>
-    <w:lsdException w:name="toc 7" w:semiHidden="1" w:uiPriority="39" w:unhideWhenUsed="1"/>
-    <w:lsdException w:name="toc 8" w:semiHidden="1" w:uiPriority="39" w:unhideWhenUsed="1"/>
-    <w:lsdException w:name="toc 9" w:semiHidden="1" w:uiPriority="39" w:unhideWhenUsed="1"/>
-    <w:lsdException w:name="Normal Indent" w:semiHidden="1" w:unhideWhenUsed="1"/>
-    <w:lsdException w:name="footnote text" w:semiHidden="1" w:unhideWhenUsed="1"/>
-    <w:lsdException w:name="annotation text" w:semiHidden="1" w:unhideWhenUsed="1"/>
-    <w:lsdException w:name="header" w:semiHidden="1" w:unhideWhenUsed="1"/>
-    <w:lsdException w:name="footer" w:semiHidden="1" w:unhideWhenUsed="1"/>
-    <w:lsdException w:name="index heading" w:semiHidden="1" w:unhideWhenUsed="1"/>
-    <w:lsdException w:name="caption" w:semiHidden="1" w:uiPriority="35" w:unhideWhenUsed="1" w:qFormat="1"/>
-    <w:lsdException w:name="table of figures" w:semiHidden="1" w:unhideWhenUsed="1"/>
-    <w:lsdException w:name="envelope address" w:semiHidden="1" w:unhideWhenUsed="1"/>
-    <w:lsdException w:name="envelope return" w:semiHidden="1" w:unhideWhenUsed="1"/>
-    <w:lsdException w:name="footnote reference" w:semiHidden="1" w:unhideWhenUsed="1"/>
-    <w:lsdException w:name="annotation reference" w:semiHidden="1" w:unhideWhenUsed="1"/>
-    <w:lsdException w:name="line number" w:semiHidden="1" w:unhideWhenUsed="1"/>
-    <w:lsdException w:name="page number" w:semiHidden="1" w:unhideWhenUsed="1"/>
-    <w:lsdException w:name="endnote reference" w:semiHidden="1" w:unhideWhenUsed="1"/>
-    <w:lsdException w:name="endnote text" w:semiHidden="1" w:unhideWhenUsed="1"/>
-    <w:lsdException w:name="table of authorities" w:semiHidden="1" w:unhideWhenUsed="1"/>
-    <w:lsdException w:name="macro" w:semiHidden="1" w:unhideWhenUsed="1"/>
-    <w:lsdException w:name="toa heading" w:semiHidden="1" w:unhideWhenUsed="1"/>
-    <w:lsdException w:name="List" w:semiHidden="1" w:unhideWhenUsed="1"/>
-    <w:lsdException w:name="List Bullet" w:semiHidden="1" w:unhideWhenUsed="1"/>
-    <w:lsdException w:name="List Number" w:semiHidden="1" w:unhideWhenUsed="1"/>
-    <w:lsdException w:name="List 2" w:semiHidden="1" w:unhideWhenUsed="1"/>
-    <w:lsdException w:name="List 3" w:semiHidden="1" w:unhideWhenUsed="1"/>
-    <w:lsdException w:name="List 4" w:semiHidden="1" w:unhideWhenUsed="1"/>
-    <w:lsdException w:name="List 5" w:semiHidden="1" w:unhideWhenUsed="1"/>
-    <w:lsdException w:name="List Bullet 2" w:semiHidden="1" w:unhideWhenUsed="1"/>
-    <w:lsdException w:name="List Bullet 3" w:semiHidden="1" w:unhideWhenUsed="1"/>
-    <w:lsdException w:name="List Bullet 4" w:semiHidden="1" w:unhideWhenUsed="1"/>
-    <w:lsdException w:name="List Bullet 5" w:semiHidden="1" w:unhideWhenUsed="1"/>
-    <w:lsdException w:name="List Number 2" w:semiHidden="1" w:unhideWhenUsed="1"/>
-    <w:lsdException w:name="List Number 3" w:semiHidden="1" w:unhideWhenUsed="1"/>
-    <w:lsdException w:name="List Number 4" w:semiHidden="1" w:unhideWhenUsed="1"/>
-    <w:lsdException w:name="List Number 5" w:semiHidden="1" w:unhideWhenUsed="1"/>
-    <w:lsdException w:name="Title" w:uiPriority="10" w:qFormat="1"/>
-    <w:lsdException w:name="Closing" w:semiHidden="1" w:unhideWhenUsed="1"/>
-    <w:lsdException w:name="Signature" w:semiHidden="1" w:unhideWhenUsed="1"/>
-    <w:lsdException w:name="Default Paragraph Font" w:semiHidden="1" w:uiPriority="1" w:unhideWhenUsed="1"/>
-    <w:lsdException w:name="Body Text" w:semiHidden="1" w:unhideWhenUsed="1"/>
-    <w:lsdException w:name="Body Text Indent" w:semiHidden="1" w:unhideWhenUsed="1"/>
-    <w:lsdException w:name="List Continue" w:semiHidden="1" w:unhideWhenUsed="1"/>
-    <w:lsdException w:name="List Continue 2" w:semiHidden="1" w:unhideWhenUsed="1"/>
-    <w:lsdException w:name="List Continue 3" w:semiHidden="1" w:unhideWhenUsed="1"/>
-    <w:lsdException w:name="List Continue 4" w:semiHidden="1" w:unhideWhenUsed="1"/>
-    <w:lsdException w:name="List Continue 5" w:semiHidden="1" w:unhideWhenUsed="1"/>
-    <w:lsdException w:name="Message Header" w:semiHidden="1" w:unhideWhenUsed="1"/>
-    <w:lsdException w:name="Subtitle" w:uiPriority="11" w:qFormat="1"/>
-    <w:lsdException w:name="Salutation" w:semiHidden="1" w:unhideWhenUsed="1"/>
-    <w:lsdException w:name="Date" w:semiHidden="1" w:unhideWhenUsed="1"/>
-    <w:lsdException w:name="Body Text First Indent" w:semiHidden="1" w:unhideWhenUsed="1"/>
-    <w:lsdException w:name="Body Text First Indent 2" w:semiHidden="1" w:unhideWhenUsed="1"/>
-    <w:lsdException w:name="Note Heading" w:semiHidden="1" w:unhideWhenUsed="1"/>
-    <w:lsdException w:name="Body Text 2" w:semiHidden="1" w:unhideWhenUsed="1"/>
-    <w:lsdException w:name="Body Text 3" w:semiHidden="1" w:unhideWhenUsed="1"/>
-    <w:lsdException w:name="Body Text Indent 2" w:semiHidden="1" w:unhideWhenUsed="1"/>
-    <w:lsdException w:name="Body Text Indent 3" w:semiHidden="1" w:unhideWhenUsed="1"/>
-    <w:lsdException w:name="Block Text" w:semiHidden="1" w:unhideWhenUsed="1"/>
-    <w:lsdException w:name="Hyperlink" w:semiHidden="1" w:unhideWhenUsed="1"/>
-    <w:lsdException w:name="FollowedHyperlink" w:semiHidden="1" w:unhideWhenUsed="1"/>
-    <w:lsdException w:name="Strong" w:uiPriority="22" w:qFormat="1"/>
-    <w:lsdException w:name="Emphasis" w:uiPriority="20" w:qFormat="1"/>
-    <w:lsdException w:name="Document Map" w:semiHidden="1" w:unhideWhenUsed="1"/>
-    <w:lsdException w:name="Plain Text" w:semiHidden="1" w:unhideWhenUsed="1"/>
-    <w:lsdException w:name="E-mail Signature" w:semiHidden="1" w:unhideWhenUsed="1"/>
-    <w:lsdException w:name="HTML Top of Form" w:semiHidden="1" w:unhideWhenUsed="1"/>
-    <w:lsdException w:name="HTML Bottom of Form" w:semiHidden="1" w:unhideWhenUsed="1"/>
-    <w:lsdException w:name="Normal (Web)" w:semiHidden="1" w:unhideWhenUsed="1"/>
-    <w:lsdException w:name="HTML Acronym" w:semiHidden="1" w:unhideWhenUsed="1"/>
-    <w:lsdException w:name="HTML Address" w:semiHidden="1" w:unhideWhenUsed="1"/>
-    <w:lsdException w:name="HTML Cite" w:semiHidden="1" w:unhideWhenUsed="1"/>
-    <w:lsdException w:name="HTML Code" w:semiHidden="1" w:unhideWhenUsed="1"/>
-    <w:lsdException w:name="HTML Definition" w:semiHidden="1" w:unhideWhenUsed="1"/>
-    <w:lsdException w:name="HTML Keyboard" w:semiHidden="1" w:unhideWhenUsed="1"/>
-    <w:lsdException w:name="HTML Preformatted" w:semiHidden="1" w:unhideWhenUsed="1"/>
-    <w:lsdException w:name="HTML Sample" w:semiHidden="1" w:unhideWhenUsed="1"/>
-    <w:lsdException w:name="HTML Typewriter" w:semiHidden="1" w:unhideWhenUsed="1"/>
-    <w:lsdException w:name="HTML Variable" w:semiHidden="1" w:unhideWhenUsed="1"/>
-    <w:lsdException w:name="Normal Table" w:semiHidden="1" w:unhideWhenUsed="1"/>
-    <w:lsdException w:name="annotation subject" w:semiHidden="1" w:unhideWhenUsed="1"/>
-    <w:lsdException w:name="No List" w:semiHidden="1" w:unhideWhenUsed="1"/>
-    <w:lsdException w:name="Outline List 1" w:semiHidden="1" w:unhideWhenUsed="1"/>
-    <w:lsdException w:name="Outline List 2" w:semiHidden="1" w:unhideWhenUsed="1"/>
-    <w:lsdException w:name="Outline List 3" w:semiHidden="1" w:unhideWhenUsed="1"/>
-    <w:lsdException w:name="Table Simple 1" w:semiHidden="1" w:unhideWhenUsed="1"/>
-    <w:lsdException w:name="Table Simple 2" w:semiHidden="1" w:unhideWhenUsed="1"/>
-    <w:lsdException w:name="Table Simple 3" w:semiHidden="1" w:unhideWhenUsed="1"/>
-    <w:lsdException w:name="Table Classic 1" w:semiHidden="1" w:unhideWhenUsed="1"/>
-    <w:lsdException w:name="Table Classic 2" w:semiHidden="1" w:unhideWhenUsed="1"/>
-    <w:lsdException w:name="Table Classic 3" w:semiHidden="1" w:unhideWhenUsed="1"/>
-    <w:lsdException w:name="Table Classic 4" w:semiHidden="1" w:unhideWhenUsed="1"/>
-    <w:lsdException w:name="Table Colorful 1" w:semiHidden="1" w:unhideWhenUsed="1"/>
-    <w:lsdException w:name="Table Colorful 2" w:semiHidden="1" w:unhideWhenUsed="1"/>
-    <w:lsdException w:name="Table Colorful 3" w:semiHidden="1" w:unhideWhenUsed="1"/>
-    <w:lsdException w:name="Table Columns 1" w:semiHidden="1" w:unhideWhenUsed="1"/>
-    <w:lsdException w:name="Table Columns 2" w:semiHidden="1" w:unhideWhenUsed="1"/>
-    <w:lsdException w:name="Table Columns 3" w:semiHidden="1" w:unhideWhenUsed="1"/>
-    <w:lsdException w:name="Table Columns 4" w:semiHidden="1" w:unhideWhenUsed="1"/>
-    <w:lsdException w:name="Table Columns 5" w:semiHidden="1" w:unhideWhenUsed="1"/>
-    <w:lsdException w:name="Table Grid 1" w:semiHidden="1" w:unhideWhenUsed="1"/>
-    <w:lsdException w:name="Table Grid 2" w:semiHidden="1" w:unhideWhenUsed="1"/>
-    <w:lsdException w:name="Table Grid 3" w:semiHidden="1" w:unhideWhenUsed="1"/>
-    <w:lsdException w:name="Table Grid 4" w:semiHidden="1" w:unhideWhenUsed="1"/>
-    <w:lsdException w:name="Table Grid 5" w:semiHidden="1" w:unhideWhenUsed="1"/>
-    <w:lsdException w:name="Table Grid 6" w:semiHidden="1" w:unhideWhenUsed="1"/>
-    <w:lsdException w:name="Table Grid 7" w:semiHidden="1" w:unhideWhenUsed="1"/>
-    <w:lsdException w:name="Table Grid 8" w:semiHidden="1" w:unhideWhenUsed="1"/>
-    <w:lsdException w:name="Table List 1" w:semiHidden="1" w:unhideWhenUsed="1"/>
-    <w:lsdException w:name="Table List 2" w:semiHidden="1" w:unhideWhenUsed="1"/>
-    <w:lsdException w:name="Table List 3" w:semiHidden="1" w:unhideWhenUsed="1"/>
-    <w:lsdException w:name="Table List 4" w:semiHidden="1" w:unhideWhenUsed="1"/>
-    <w:lsdException w:name="Table List 5" w:semiHidden="1" w:unhideWhenUsed="1"/>
-    <w:lsdException w:name="Table List 6" w:semiHidden="1" w:unhideWhenUsed="1"/>
-    <w:lsdException w:name="Table List 7" w:semiHidden="1" w:unhideWhenUsed="1"/>
-    <w:lsdException w:name="Table List 8" w:semiHidden="1" w:unhideWhenUsed="1"/>
-    <w:lsdException w:name="Table 3D effects 1" w:semiHidden="1" w:unhideWhenUsed="1"/>
-    <w:lsdException w:name="Table 3D effects 2" w:semiHidden="1" w:unhideWhenUsed="1"/>
-    <w:lsdException w:name="Table 3D effects 3" w:semiHidden="1" w:unhideWhenUsed="1"/>
-    <w:lsdException w:name="Table Contemporary" w:semiHidden="1" w:unhideWhenUsed="1"/>
-    <w:lsdException w:name="Table Elegant" w:semiHidden="1" w:unhideWhenUsed="1"/>
-    <w:lsdException w:name="Table Professional" w:semiHidden="1" w:unhideWhenUsed="1"/>
-    <w:lsdException w:name="Table Subtle 1" w:semiHidden="1" w:unhideWhenUsed="1"/>
-    <w:lsdException w:name="Table Subtle 2" w:semiHidden="1" w:unhideWhenUsed="1"/>
-    <w:lsdException w:name="Table Web 1" w:semiHidden="1" w:unhideWhenUsed="1"/>
-    <w:lsdException w:name="Table Web 2" w:semiHidden="1" w:unhideWhenUsed="1"/>
-    <w:lsdException w:name="Table Web 3" w:semiHidden="1" w:unhideWhenUsed="1"/>
-    <w:lsdException w:name="Balloon Text" w:semiHidden="1" w:unhideWhenUsed="1"/>
-    <w:lsdException w:name="Table Grid" w:uiPriority="39"/>
-    <w:lsdException w:name="Table Theme" w:semiHidden="1" w:unhideWhenUsed="1"/>
-    <w:lsdException w:name="Placeholder Text" w:semiHidden="1"/>
-    <w:lsdException w:name="No Spacing" w:uiPriority="1" w:qFormat="1"/>
-    <w:lsdException w:name="Light Shading" w:uiPriority="60"/>
-    <w:lsdException w:name="Light List" w:uiPriority="61"/>
-    <w:lsdException w:name="Light Grid" w:uiPriority="62"/>
-    <w:lsdException w:name="Medium Shading 1" w:uiPriority="63"/>
-    <w:lsdException w:name="Medium Shading 2" w:uiPriority="64"/>
-    <w:lsdException w:name="Medium List 1" w:uiPriority="65"/>
-    <w:lsdException w:name="Medium List 2" w:uiPriority="66"/>
-    <w:lsdException w:name="Medium Grid 1" w:uiPriority="67"/>
-    <w:lsdException w:name="Medium Grid 2" w:uiPriority="68"/>
-    <w:lsdException w:name="Medium Grid 3" w:uiPriority="69"/>
-    <w:lsdException w:name="Dark List" w:uiPriority="70"/>
-    <w:lsdException w:name="Colorful Shading" w:uiPriority="71"/>
-    <w:lsdException w:name="Colorful List" w:uiPriority="72"/>
-    <w:lsdException w:name="Colorful Grid" w:uiPriority="73"/>
-    <w:lsdException w:name="Light Shading Accent 1" w:uiPriority="60"/>
-    <w:lsdException w:name="Light List Accent 1" w:uiPriority="61"/>
-    <w:lsdException w:name="Light Grid Accent 1" w:uiPriority="62"/>
-    <w:lsdException w:name="Medium Shading 1 Accent 1" w:uiPriority="63"/>
-    <w:lsdException w:name="Medium Shading 2 Accent 1" w:uiPriority="64"/>
-    <w:lsdException w:name="Medium List 1 Accent 1" w:uiPriority="65"/>
-    <w:lsdException w:name="Revision" w:semiHidden="1"/>
-    <w:lsdException w:name="List Paragraph" w:uiPriority="34" w:qFormat="1"/>
-    <w:lsdException w:name="Quote" w:uiPriority="29" w:qFormat="1"/>
-    <w:lsdException w:name="Intense Quote" w:uiPriority="30" w:qFormat="1"/>
-    <w:lsdException w:name="Medium List 2 Accent 1" w:uiPriority="66"/>
-    <w:lsdException w:name="Medium Grid 1 Accent 1" w:uiPriority="67"/>
-    <w:lsdException w:name="Medium Grid 2 Accent 1" w:uiPriority="68"/>
-    <w:lsdException w:name="Medium Grid 3 Accent 1" w:uiPriority="69"/>
-    <w:lsdException w:name="Dark List Accent 1" w:uiPriority="70"/>
-    <w:lsdException w:name="Colorful Shading Accent 1" w:uiPriority="71"/>
-    <w:lsdException w:name="Colorful List Accent 1" w:uiPriority="72"/>
-    <w:lsdException w:name="Colorful Grid Accent 1" w:uiPriority="73"/>
-    <w:lsdException w:name="Light Shading Accent 2" w:uiPriority="60"/>
-    <w:lsdException w:name="Light List Accent 2" w:uiPriority="61"/>
-    <w:lsdException w:name="Light Grid Accent 2" w:uiPriority="62"/>
-    <w:lsdException w:name="Medium Shading 1 Accent 2" w:uiPriority="63"/>
-    <w:lsdException w:name="Medium Shading 2 Accent 2" w:uiPriority="64"/>
-    <w:lsdException w:name="Medium List 1 Accent 2" w:uiPriority="65"/>
-    <w:lsdException w:name="Medium List 2 Accent 2" w:uiPriority="66"/>
-    <w:lsdException w:name="Medium Grid 1 Accent 2" w:uiPriority="67"/>
-    <w:lsdException w:name="Medium Grid 2 Accent 2" w:uiPriority="68"/>
-    <w:lsdException w:name="Medium Grid 3 Accent 2" w:uiPriority="69"/>
-    <w:lsdException w:name="Dark List Accent 2" w:uiPriority="70"/>
-    <w:lsdException w:name="Colorful Shading Accent 2" w:uiPriority="71"/>
-    <w:lsdException w:name="Colorful List Accent 2" w:uiPriority="72"/>
-    <w:lsdException w:name="Colorful Grid Accent 2" w:uiPriority="73"/>
-    <w:lsdException w:name="Light Shading Accent 3" w:uiPriority="60"/>
-    <w:lsdException w:name="Light List Accent 3" w:uiPriority="61"/>
-    <w:lsdException w:name="Light Grid Accent 3" w:uiPriority="62"/>
-    <w:lsdException w:name="Medium Shading 1 Accent 3" w:uiPriority="63"/>
-    <w:lsdException w:name="Medium Shading 2 Accent 3" w:uiPriority="64"/>
-    <w:lsdException w:name="Medium List 1 Accent 3" w:uiPriority="65"/>
-    <w:lsdException w:name="Medium List 2 Accent 3" w:uiPriority="66"/>
-    <w:lsdException w:name="Medium Grid 1 Accent 3" w:uiPriority="67"/>
-    <w:lsdException w:name="Medium Grid 2 Accent 3" w:uiPriority="68"/>
-    <w:lsdException w:name="Medium Grid 3 Accent 3" w:uiPriority="69"/>
-    <w:lsdException w:name="Dark List Accent 3" w:uiPriority="70"/>
-    <w:lsdException w:name="Colorful Shading Accent 3" w:uiPriority="71"/>
-    <w:lsdException w:name="Colorful List Accent 3" w:uiPriority="72"/>
-    <w:lsdException w:name="Colorful Grid Accent 3" w:uiPriority="73"/>
-    <w:lsdException w:name="Light Shading Accent 4" w:uiPriority="60"/>
-    <w:lsdException w:name="Light List Accent 4" w:uiPriority="61"/>
-    <w:lsdException w:name="Light Grid Accent 4" w:uiPriority="62"/>
-    <w:lsdException w:name="Medium Shading 1 Accent 4" w:uiPriority="63"/>
-    <w:lsdException w:name="Medium Shading 2 Accent 4" w:uiPriority="64"/>
-    <w:lsdException w:name="Medium List 1 Accent 4" w:uiPriority="65"/>
-    <w:lsdException w:name="Medium List 2 Accent 4" w:uiPriority="66"/>
-    <w:lsdException w:name="Medium Grid 1 Accent 4" w:uiPriority="67"/>
-    <w:lsdException w:name="Medium Grid 2 Accent 4" w:uiPriority="68"/>
-    <w:lsdException w:name="Medium Grid 3 Accent 4" w:uiPriority="69"/>
-    <w:lsdException w:name="Dark List Accent 4" w:uiPriority="70"/>
-    <w:lsdException w:name="Colorful Shading Accent 4" w:uiPriority="71"/>
-    <w:lsdException w:name="Colorful List Accent 4" w:uiPriority="72"/>
-    <w:lsdException w:name="Colorful Grid Accent 4" w:uiPriority="73"/>
-    <w:lsdException w:name="Light Shading Accent 5" w:uiPriority="60"/>
-    <w:lsdException w:name="Light List Accent 5" w:uiPriority="61"/>
-    <w:lsdException w:name="Light Grid Accent 5" w:uiPriority="62"/>
-    <w:lsdException w:name="Medium Shading 1 Accent 5" w:uiPriority="63"/>
-    <w:lsdException w:name="Medium Shading 2 Accent 5" w:uiPriority="64"/>
-    <w:lsdException w:name="Medium List 1 Accent 5" w:uiPriority="65"/>
-    <w:lsdException w:name="Medium List 2 Accent 5" w:uiPriority="66"/>
-    <w:lsdException w:name="Medium Grid 1 Accent 5" w:uiPriority="67"/>
-    <w:lsdException w:name="Medium Grid 2 Accent 5" w:uiPriority="68"/>
-    <w:lsdException w:name="Medium Grid 3 Accent 5" w:uiPriority="69"/>
-    <w:lsdException w:name="Dark List Accent 5" w:uiPriority="70"/>
-    <w:lsdException w:name="Colorful Shading Accent 5" w:uiPriority="71"/>
-    <w:lsdException w:name="Colorful List Accent 5" w:uiPriority="72"/>
-    <w:lsdException w:name="Colorful Grid Accent 5" w:uiPriority="73"/>
-    <w:lsdException w:name="Light Shading Accent 6" w:uiPriority="60"/>
-    <w:lsdException w:name="Light List Accent 6" w:uiPriority="61"/>
-    <w:lsdException w:name="Light Grid Accent 6" w:uiPriority="62"/>
-    <w:lsdException w:name="Medium Shading 1 Accent 6" w:uiPriority="63"/>
-    <w:lsdException w:name="Medium Shading 2 Accent 6" w:uiPriority="64"/>
-    <w:lsdException w:name="Medium List 1 Accent 6" w:uiPriority="65"/>
-    <w:lsdException w:name="Medium List 2 Accent 6" w:uiPriority="66"/>
-    <w:lsdException w:name="Medium Grid 1 Accent 6" w:uiPriority="67"/>
-    <w:lsdException w:name="Medium Grid 2 Accent 6" w:uiPriority="68"/>
-    <w:lsdException w:name="Medium Grid 3 Accent 6" w:uiPriority="69"/>
-    <w:lsdException w:name="Dark List Accent 6" w:uiPriority="70"/>
-    <w:lsdException w:name="Colorful Shading Accent 6" w:uiPriority="71"/>
-    <w:lsdException w:name="Colorful List Accent 6" w:uiPriority="72"/>
-    <w:lsdException w:name="Colorful Grid Accent 6" w:uiPriority="73"/>
-    <w:lsdException w:name="Subtle Emphasis" w:uiPriority="19" w:qFormat="1"/>
-    <w:lsdException w:name="Intense Emphasis" w:uiPriority="21" w:qFormat="1"/>
-    <w:lsdException w:name="Subtle Reference" w:uiPriority="31" w:qFormat="1"/>
-    <w:lsdException w:name="Intense Reference" w:uiPriority="32" w:qFormat="1"/>
-    <w:lsdException w:name="Book Title" w:uiPriority="33" w:qFormat="1"/>
-    <w:lsdException w:name="Bibliography" w:semiHidden="1" w:uiPriority="37" w:unhideWhenUsed="1"/>
-    <w:lsdException w:name="TOC Heading" w:semiHidden="1" w:uiPriority="39" w:unhideWhenUsed="1" w:qFormat="1"/>
-    <w:lsdException w:name="Plain Table 1" w:uiPriority="41"/>
-    <w:lsdException w:name="Plain Table 2" w:uiPriority="42"/>
-    <w:lsdException w:name="Plain Table 3" w:uiPriority="43"/>
-    <w:lsdException w:name="Plain Table 4" w:uiPriority="44"/>
-    <w:lsdException w:name="Plain Table 5" w:uiPriority="45"/>
-    <w:lsdException w:name="Grid Table Light" w:uiPriority="40"/>
-    <w:lsdException w:name="Grid Table 1 Light" w:uiPriority="46"/>
-    <w:lsdException w:name="Grid Table 2" w:uiPriority="47"/>
-    <w:lsdException w:name="Grid Table 3" w:uiPriority="48"/>
-    <w:lsdException w:name="Grid Table 4" w:uiPriority="49"/>
-    <w:lsdException w:name="Grid Table 5 Dark" w:uiPriority="50"/>
-    <w:lsdException w:name="Grid Table 6 Colorful" w:uiPriority="51"/>
-    <w:lsdException w:name="Grid Table 7 Colorful" w:uiPriority="52"/>
-    <w:lsdException w:name="Grid Table 1 Light Accent 1" w:uiPriority="46"/>
-    <w:lsdException w:name="Grid Table 2 Accent 1" w:uiPriority="47"/>
-    <w:lsdException w:name="Grid Table 3 Accent 1" w:uiPriority="48"/>
-    <w:lsdException w:name="Grid Table 4 Accent 1" w:uiPriority="49"/>
-    <w:lsdException w:name="Grid Table 5 Dark Accent 1" w:uiPriority="50"/>
-    <w:lsdException w:name="Grid Table 6 Colorful Accent 1" w:uiPriority="51"/>
-    <w:lsdException w:name="Grid Table 7 Colorful Accent 1" w:uiPriority="52"/>
-    <w:lsdException w:name="Grid Table 1 Light Accent 2" w:uiPriority="46"/>
-    <w:lsdException w:name="Grid Table 2 Accent 2" w:uiPriority="47"/>
-    <w:lsdException w:name="Grid Table 3 Accent 2" w:uiPriority="48"/>
-    <w:lsdException w:name="Grid Table 4 Accent 2" w:uiPriority="49"/>
-    <w:lsdException w:name="Grid Table 5 Dark Accent 2" w:uiPriority="50"/>
-    <w:lsdException w:name="Grid Table 6 Colorful Accent 2" w:uiPriority="51"/>
-    <w:lsdException w:name="Grid Table 7 Colorful Accent 2" w:uiPriority="52"/>
-    <w:lsdException w:name="Grid Table 1 Light Accent 3" w:uiPriority="46"/>
-    <w:lsdException w:name="Grid Table 2 Accent 3" w:uiPriority="47"/>
-    <w:lsdException w:name="Grid Table 3 Accent 3" w:uiPriority="48"/>
-    <w:lsdException w:name="Grid Table 4 Accent 3" w:uiPriority="49"/>
-    <w:lsdException w:name="Grid Table 5 Dark Accent 3" w:uiPriority="50"/>
-    <w:lsdException w:name="Grid Table 6 Colorful Accent 3" w:uiPriority="51"/>
-    <w:lsdException w:name="Grid Table 7 Colorful Accent 3" w:uiPriority="52"/>
-    <w:lsdException w:name="Grid Table 1 Light Accent 4" w:uiPriority="46"/>
-    <w:lsdException w:name="Grid Table 2 Accent 4" w:uiPriority="47"/>
-    <w:lsdException w:name="Grid Table 3 Accent 4" w:uiPriority="48"/>
-    <w:lsdException w:name="Grid Table 4 Accent 4" w:uiPriority="49"/>
-    <w:lsdException w:name="Grid Table 5 Dark Accent 4" w:uiPriority="50"/>
-    <w:lsdException w:name="Grid Table 6 Colorful Accent 4" w:uiPriority="51"/>
-    <w:lsdException w:name="Grid Table 7 Colorful Accent 4" w:uiPriority="52"/>
-    <w:lsdException w:name="Grid Table 1 Light Accent 5" w:uiPriority="46"/>
-    <w:lsdException w:name="Grid Table 2 Accent 5" w:uiPriority="47"/>
-    <w:lsdException w:name="Grid Table 3 Accent 5" w:uiPriority="48"/>
-    <w:lsdException w:name="Grid Table 4 Accent 5" w:uiPriority="49"/>
-    <w:lsdException w:name="Grid Table 5 Dark Accent 5" w:uiPriority="50"/>
-    <w:lsdException w:name="Grid Table 6 Colorful Accent 5" w:uiPriority="51"/>
-    <w:lsdException w:name="Grid Table 7 Colorful Accent 5" w:uiPriority="52"/>
-    <w:lsdException w:name="Grid Table 1 Light Accent 6" w:uiPriority="46"/>
-    <w:lsdException w:name="Grid Table 2 Accent 6" w:uiPriority="47"/>
-    <w:lsdException w:name="Grid Table 3 Accent 6" w:uiPriority="48"/>
-    <w:lsdException w:name="Grid Table 4 Accent 6" w:uiPriority="49"/>
-    <w:lsdException w:name="Grid Table 5 Dark Accent 6" w:uiPriority="50"/>
-    <w:lsdException w:name="Grid Table 6 Colorful Accent 6" w:uiPriority="51"/>
-    <w:lsdException w:name="Grid Table 7 Colorful Accent 6" w:uiPriority="52"/>
-    <w:lsdException w:name="List Table 1 Light" w:uiPriority="46"/>
-    <w:lsdException w:name="List Table 2" w:uiPriority="47"/>
-    <w:lsdException w:name="List Table 3" w:uiPriority="48"/>
-    <w:lsdException w:name="List Table 4" w:uiPriority="49"/>
-    <w:lsdException w:name="List Table 5 Dark" w:uiPriority="50"/>
-    <w:lsdException w:name="List Table 6 Colorful" w:uiPriority="51"/>
-    <w:lsdException w:name="List Table 7 Colorful" w:uiPriority="52"/>
-    <w:lsdException w:name="List Table 1 Light Accent 1" w:uiPriority="46"/>
-    <w:lsdException w:name="List Table 2 Accent 1" w:uiPriority="47"/>
-    <w:lsdException w:name="List Table 3 Accent 1" w:uiPriority="48"/>
-    <w:lsdException w:name="List Table 4 Accent 1" w:uiPriority="49"/>
-    <w:lsdException w:name="List Table 5 Dark Accent 1" w:uiPriority="50"/>
-    <w:lsdException w:name="List Table 6 Colorful Accent 1" w:uiPriority="51"/>
-    <w:lsdException w:name="List Table 7 Colorful Accent 1" w:uiPriority="52"/>
-    <w:lsdException w:name="List Table 1 Light Accent 2" w:uiPriority="46"/>
-    <w:lsdException w:name="List Table 2 Accent 2" w:uiPriority="47"/>
-    <w:lsdException w:name="List Table 3 Accent 2" w:uiPriority="48"/>
-    <w:lsdException w:name="List Table 4 Accent 2" w:uiPriority="49"/>
-    <w:lsdException w:name="List Table 5 Dark Accent 2" w:uiPriority="50"/>
-    <w:lsdException w:name="List Table 6 Colorful Accent 2" w:uiPriority="51"/>
-    <w:lsdException w:name="List Table 7 Colorful Accent 2" w:uiPriority="52"/>
-    <w:lsdException w:name="List Table 1 Light Accent 3" w:uiPriority="46"/>
-    <w:lsdException w:name="List Table 2 Accent 3" w:uiPriority="47"/>
-    <w:lsdException w:name="List Table 3 Accent 3" w:uiPriority="48"/>
-    <w:lsdException w:name="List Table 4 Accent 3" w:uiPriority="49"/>
-    <w:lsdException w:name="List Table 5 Dark Accent 3" w:uiPriority="50"/>
-    <w:lsdException w:name="List Table 6 Colorful Accent 3" w:uiPriority="51"/>
-    <w:lsdException w:name="List Table 7 Colorful Accent 3" w:uiPriority="52"/>
-    <w:lsdException w:name="List Table 1 Light Accent 4" w:uiPriority="46"/>
-    <w:lsdException w:name="List Table 2 Accent 4" w:uiPriority="47"/>
-    <w:lsdException w:name="List Table 3 Accent 4" w:uiPriority="48"/>
-    <w:lsdException w:name="List Table 4 Accent 4" w:uiPriority="49"/>
-    <w:lsdException w:name="List Table 5 Dark Accent 4" w:uiPriority="50"/>
-    <w:lsdException w:name="List Table 6 Colorful Accent 4" w:uiPriority="51"/>
-    <w:lsdException w:name="List Table 7 Colorful Accent 4" w:uiPriority="52"/>
-    <w:lsdException w:name="List Table 1 Light Accent 5" w:uiPriority="46"/>
-    <w:lsdException w:name="List Table 2 Accent 5" w:uiPriority="47"/>
-    <w:lsdException w:name="List Table 3 Accent 5" w:uiPriority="48"/>
-    <w:lsdException w:name="List Table 4 Accent 5" w:uiPriority="49"/>
-    <w:lsdException w:name="List Table 5 Dark Accent 5" w:uiPriority="50"/>
-    <w:lsdException w:name="List Table 6 Colorful Accent 5" w:uiPriority="51"/>
-    <w:lsdException w:name="List Table 7 Colorful Accent 5" w:uiPriority="52"/>
-    <w:lsdException w:name="List Table 1 Light Accent 6" w:uiPriority="46"/>
-    <w:lsdException w:name="List Table 2 Accent 6" w:uiPriority="47"/>
-    <w:lsdException w:name="List Table 3 Accent 6" w:uiPriority="48"/>
-    <w:lsdException w:name="List Table 4 Accent 6" w:uiPriority="49"/>
-    <w:lsdException w:name="List Table 5 Dark Accent 6" w:uiPriority="50"/>
-    <w:lsdException w:name="List Table 6 Colorful Accent 6" w:uiPriority="51"/>
-    <w:lsdException w:name="List Table 7 Colorful Accent 6" w:uiPriority="52"/>
+  <w:latentStyles w:count="260" w:defQFormat="0" w:defUnhideWhenUsed="1" w:defSemiHidden="1" w:defUIPriority="99" w:defLockedState="0">
+    <w:lsdException w:qFormat="1" w:unhideWhenUsed="0" w:uiPriority="1" w:semiHidden="0" w:name="Normal"/>
+    <w:lsdException w:qFormat="1" w:unhideWhenUsed="0" w:uiPriority="9" w:semiHidden="0" w:name="heading 1"/>
+    <w:lsdException w:qFormat="1" w:uiPriority="9" w:name="heading 2"/>
+    <w:lsdException w:qFormat="1" w:uiPriority="9" w:name="heading 3"/>
+    <w:lsdException w:qFormat="1" w:uiPriority="9" w:name="heading 4"/>
+    <w:lsdException w:qFormat="1" w:uiPriority="9" w:name="heading 5"/>
+    <w:lsdException w:qFormat="1" w:uiPriority="9" w:name="heading 6"/>
+    <w:lsdException w:qFormat="1" w:uiPriority="9" w:name="heading 7"/>
+    <w:lsdException w:qFormat="1" w:uiPriority="9" w:name="heading 8"/>
+    <w:lsdException w:qFormat="1" w:uiPriority="9" w:name="heading 9"/>
+    <w:lsdException w:uiPriority="99" w:name="index 1"/>
+    <w:lsdException w:uiPriority="99" w:name="index 2"/>
+    <w:lsdException w:uiPriority="99" w:name="index 3"/>
+    <w:lsdException w:uiPriority="99" w:name="index 4"/>
+    <w:lsdException w:uiPriority="99" w:name="index 5"/>
+    <w:lsdException w:uiPriority="99" w:name="index 6"/>
+    <w:lsdException w:uiPriority="99" w:name="index 7"/>
+    <w:lsdException w:uiPriority="99" w:name="index 8"/>
+    <w:lsdException w:uiPriority="99" w:name="index 9"/>
+    <w:lsdException w:uiPriority="39" w:name="toc 1"/>
+    <w:lsdException w:uiPriority="39" w:name="toc 2"/>
+    <w:lsdException w:uiPriority="39" w:name="toc 3"/>
+    <w:lsdException w:uiPriority="39" w:name="toc 4"/>
+    <w:lsdException w:uiPriority="39" w:name="toc 5"/>
+    <w:lsdException w:uiPriority="39" w:name="toc 6"/>
+    <w:lsdException w:uiPriority="39" w:name="toc 7"/>
+    <w:lsdException w:uiPriority="39" w:name="toc 8"/>
+    <w:lsdException w:uiPriority="39" w:name="toc 9"/>
+    <w:lsdException w:uiPriority="99" w:name="Normal Indent"/>
+    <w:lsdException w:uiPriority="99" w:name="footnote text"/>
+    <w:lsdException w:uiPriority="99" w:name="annotation text"/>
+    <w:lsdException w:uiPriority="99" w:name="header"/>
+    <w:lsdException w:uiPriority="99" w:name="footer"/>
+    <w:lsdException w:uiPriority="99" w:name="index heading"/>
+    <w:lsdException w:qFormat="1" w:uiPriority="35" w:name="caption"/>
+    <w:lsdException w:uiPriority="99" w:name="table of figures"/>
+    <w:lsdException w:uiPriority="99" w:name="envelope address"/>
+    <w:lsdException w:uiPriority="99" w:name="envelope return"/>
+    <w:lsdException w:uiPriority="99" w:name="footnote reference"/>
+    <w:lsdException w:uiPriority="99" w:name="annotation reference"/>
+    <w:lsdException w:uiPriority="99" w:name="line number"/>
+    <w:lsdException w:uiPriority="99" w:name="page number"/>
+    <w:lsdException w:uiPriority="99" w:name="endnote reference"/>
+    <w:lsdException w:uiPriority="99" w:name="endnote text"/>
+    <w:lsdException w:uiPriority="99" w:name="table of authorities"/>
+    <w:lsdException w:uiPriority="99" w:name="macro"/>
+    <w:lsdException w:uiPriority="99" w:name="toa heading"/>
+    <w:lsdException w:uiPriority="99" w:name="List"/>
+    <w:lsdException w:uiPriority="99" w:name="List Bullet"/>
+    <w:lsdException w:uiPriority="99" w:name="List Number"/>
+    <w:lsdException w:uiPriority="99" w:name="List 2"/>
+    <w:lsdException w:uiPriority="99" w:name="List 3"/>
+    <w:lsdException w:uiPriority="99" w:name="List 4"/>
+    <w:lsdException w:uiPriority="99" w:name="List 5"/>
+    <w:lsdException w:uiPriority="99" w:name="List Bullet 2"/>
+    <w:lsdException w:uiPriority="99" w:name="List Bullet 3"/>
+    <w:lsdException w:uiPriority="99" w:name="List Bullet 4"/>
+    <w:lsdException w:uiPriority="99" w:name="List Bullet 5"/>
+    <w:lsdException w:uiPriority="99" w:name="List Number 2"/>
+    <w:lsdException w:uiPriority="99" w:name="List Number 3"/>
+    <w:lsdException w:uiPriority="99" w:name="List Number 4"/>
+    <w:lsdException w:uiPriority="99" w:name="List Number 5"/>
+    <w:lsdException w:qFormat="1" w:unhideWhenUsed="0" w:uiPriority="10" w:semiHidden="0" w:name="Title"/>
+    <w:lsdException w:uiPriority="99" w:name="Closing"/>
+    <w:lsdException w:uiPriority="99" w:name="Signature"/>
+    <w:lsdException w:qFormat="1" w:uiPriority="1" w:name="Default Paragraph Font"/>
+    <w:lsdException w:qFormat="1" w:unhideWhenUsed="0" w:uiPriority="1" w:semiHidden="0" w:name="Body Text"/>
+    <w:lsdException w:uiPriority="99" w:name="Body Text Indent"/>
+    <w:lsdException w:uiPriority="99" w:name="List Continue"/>
+    <w:lsdException w:uiPriority="99" w:name="List Continue 2"/>
+    <w:lsdException w:uiPriority="99" w:name="List Continue 3"/>
+    <w:lsdException w:uiPriority="99" w:name="List Continue 4"/>
+    <w:lsdException w:uiPriority="99" w:name="List Continue 5"/>
+    <w:lsdException w:uiPriority="99" w:name="Message Header"/>
+    <w:lsdException w:qFormat="1" w:unhideWhenUsed="0" w:uiPriority="11" w:semiHidden="0" w:name="Subtitle"/>
+    <w:lsdException w:uiPriority="99" w:name="Salutation"/>
+    <w:lsdException w:uiPriority="99" w:name="Date"/>
+    <w:lsdException w:uiPriority="99" w:name="Body Text First Indent"/>
+    <w:lsdException w:uiPriority="99" w:name="Body Text First Indent 2"/>
+    <w:lsdException w:uiPriority="99" w:name="Note Heading"/>
+    <w:lsdException w:uiPriority="99" w:name="Body Text 2"/>
+    <w:lsdException w:uiPriority="99" w:name="Body Text 3"/>
+    <w:lsdException w:uiPriority="99" w:name="Body Text Indent 2"/>
+    <w:lsdException w:uiPriority="99" w:name="Body Text Indent 3"/>
+    <w:lsdException w:uiPriority="99" w:name="Block Text"/>
+    <w:lsdException w:uiPriority="99" w:name="Hyperlink"/>
+    <w:lsdException w:uiPriority="99" w:name="FollowedHyperlink"/>
+    <w:lsdException w:qFormat="1" w:unhideWhenUsed="0" w:uiPriority="22" w:semiHidden="0" w:name="Strong"/>
+    <w:lsdException w:qFormat="1" w:unhideWhenUsed="0" w:uiPriority="20" w:semiHidden="0" w:name="Emphasis"/>
+    <w:lsdException w:uiPriority="99" w:name="Document Map"/>
+    <w:lsdException w:uiPriority="99" w:name="Plain Text"/>
+    <w:lsdException w:uiPriority="99" w:name="E-mail Signature"/>
+    <w:lsdException w:uiPriority="99" w:name="Normal (Web)"/>
+    <w:lsdException w:uiPriority="99" w:name="HTML Acronym"/>
+    <w:lsdException w:uiPriority="99" w:name="HTML Address"/>
+    <w:lsdException w:uiPriority="99" w:name="HTML Cite"/>
+    <w:lsdException w:uiPriority="99" w:name="HTML Code"/>
+    <w:lsdException w:uiPriority="99" w:name="HTML Definition"/>
+    <w:lsdException w:uiPriority="99" w:name="HTML Keyboard"/>
+    <w:lsdException w:uiPriority="99" w:name="HTML Preformatted"/>
+    <w:lsdException w:uiPriority="99" w:name="HTML Sample"/>
+    <w:lsdException w:uiPriority="99" w:name="HTML Typewriter"/>
+    <w:lsdException w:uiPriority="99" w:name="HTML Variable"/>
+    <w:lsdException w:qFormat="1" w:uiPriority="99" w:name="Normal Table"/>
+    <w:lsdException w:uiPriority="99" w:name="annotation subject"/>
+    <w:lsdException w:uiPriority="99" w:name="Table Simple 1"/>
+    <w:lsdException w:uiPriority="99" w:name="Table Simple 2"/>
+    <w:lsdException w:uiPriority="99" w:name="Table Simple 3"/>
+    <w:lsdException w:uiPriority="99" w:name="Table Classic 1"/>
+    <w:lsdException w:uiPriority="99" w:name="Table Classic 2"/>
+    <w:lsdException w:uiPriority="99" w:name="Table Classic 3"/>
+    <w:lsdException w:uiPriority="99" w:name="Table Classic 4"/>
+    <w:lsdException w:uiPriority="99" w:name="Table Colorful 1"/>
+    <w:lsdException w:uiPriority="99" w:name="Table Colorful 2"/>
+    <w:lsdException w:uiPriority="99" w:name="Table Colorful 3"/>
+    <w:lsdException w:uiPriority="99" w:name="Table Columns 1"/>
+    <w:lsdException w:uiPriority="99" w:name="Table Columns 2"/>
+    <w:lsdException w:uiPriority="99" w:name="Table Columns 3"/>
+    <w:lsdException w:uiPriority="99" w:name="Table Columns 4"/>
+    <w:lsdException w:uiPriority="99" w:name="Table Columns 5"/>
+    <w:lsdException w:uiPriority="99" w:name="Table Grid 1"/>
+    <w:lsdException w:uiPriority="99" w:name="Table Grid 2"/>
+    <w:lsdException w:uiPriority="99" w:name="Table Grid 3"/>
+    <w:lsdException w:uiPriority="99" w:name="Table Grid 4"/>
+    <w:lsdException w:uiPriority="99" w:name="Table Grid 5"/>
+    <w:lsdException w:uiPriority="99" w:name="Table Grid 6"/>
+    <w:lsdException w:uiPriority="99" w:name="Table Grid 7"/>
+    <w:lsdException w:uiPriority="99" w:name="Table Grid 8"/>
+    <w:lsdException w:uiPriority="99" w:name="Table List 1"/>
+    <w:lsdException w:uiPriority="99" w:name="Table List 2"/>
+    <w:lsdException w:uiPriority="99" w:name="Table List 3"/>
+    <w:lsdException w:uiPriority="99" w:name="Table List 4"/>
+    <w:lsdException w:uiPriority="99" w:name="Table List 5"/>
+    <w:lsdException w:uiPriority="99" w:name="Table List 6"/>
+    <w:lsdException w:uiPriority="99" w:name="Table List 7"/>
+    <w:lsdException w:uiPriority="99" w:name="Table List 8"/>
+    <w:lsdException w:uiPriority="99" w:name="Table 3D effects 1"/>
+    <w:lsdException w:uiPriority="99" w:name="Table 3D effects 2"/>
+    <w:lsdException w:uiPriority="99" w:name="Table 3D effects 3"/>
+    <w:lsdException w:uiPriority="99" w:name="Table Contemporary"/>
+    <w:lsdException w:uiPriority="99" w:name="Table Elegant"/>
+    <w:lsdException w:uiPriority="99" w:name="Table Professional"/>
+    <w:lsdException w:uiPriority="99" w:name="Table Subtle 1"/>
+    <w:lsdException w:uiPriority="99" w:name="Table Subtle 2"/>
+    <w:lsdException w:uiPriority="99" w:name="Table Web 1"/>
+    <w:lsdException w:uiPriority="99" w:name="Table Web 2"/>
+    <w:lsdException w:uiPriority="99" w:name="Table Web 3"/>
+    <w:lsdException w:uiPriority="99" w:name="Balloon Text"/>
+    <w:lsdException w:unhideWhenUsed="0" w:uiPriority="39" w:semiHidden="0" w:name="Table Grid"/>
+    <w:lsdException w:uiPriority="99" w:name="Table Theme"/>
+    <w:lsdException w:qFormat="1" w:unhideWhenUsed="0" w:uiPriority="1" w:semiHidden="0" w:name="List Paragraph"/>
   </w:latentStyles>
-  <w:style w:type="paragraph" w:default="1" w:styleId="Normal">
+  <w:style w:type="paragraph" w:default="1" w:styleId="1">
     <w:name w:val="Normal"/>
+    <w:qFormat/>
     <w:uiPriority w:val="1"/>
-    <w:qFormat/>
+    <w:pPr>
+      <w:widowControl w:val="0"/>
+      <w:autoSpaceDE w:val="0"/>
+      <w:autoSpaceDN w:val="0"/>
+    </w:pPr>
     <w:rPr>
-      <w:rFonts w:ascii="Microsoft Sans Serif" w:eastAsia="Microsoft Sans Serif" w:hAnsi="Microsoft Sans Serif" w:cs="Microsoft Sans Serif"/>
-      <w:lang w:val="pt-PT"/>
+      <w:rFonts w:ascii="Microsoft Sans Serif" w:hAnsi="Microsoft Sans Serif" w:eastAsia="Microsoft Sans Serif" w:cs="Microsoft Sans Serif"/>
+      <w:sz w:val="22"/>
+      <w:szCs w:val="22"/>
+      <w:lang w:val="pt-PT" w:eastAsia="en-US" w:bidi="ar-SA"/>
     </w:rPr>
   </w:style>
-  <w:style w:type="character" w:default="1" w:styleId="Fontepargpadro">
+  <w:style w:type="character" w:default="1" w:styleId="2">
     <w:name w:val="Default Paragraph Font"/>
-    <w:uiPriority w:val="1"/>
     <w:semiHidden/>
     <w:unhideWhenUsed/>
+    <w:qFormat/>
+    <w:uiPriority w:val="1"/>
   </w:style>
-  <w:style w:type="table" w:default="1" w:styleId="Tabelanormal">
+  <w:style w:type="table" w:default="1" w:styleId="3">
     <w:name w:val="Normal Table"/>
-    <w:uiPriority w:val="99"/>
     <w:semiHidden/>
     <w:unhideWhenUsed/>
+    <w:qFormat/>
+    <w:uiPriority w:val="99"/>
     <w:tblPr>
-      <w:tblInd w:w="0" w:type="dxa"/>
       <w:tblCellMar>
         <w:top w:w="0" w:type="dxa"/>
         <w:left w:w="108" w:type="dxa"/>
@@ -7846,20 +7457,23 @@
       </w:tblCellMar>
     </w:tblPr>
   </w:style>
-  <w:style w:type="numbering" w:default="1" w:styleId="Semlista">
-    <w:name w:val="No List"/>
-    <w:uiPriority w:val="99"/>
-    <w:semiHidden/>
-    <w:unhideWhenUsed/>
+  <w:style w:type="paragraph" w:styleId="4">
+    <w:name w:val="Body Text"/>
+    <w:basedOn w:val="1"/>
+    <w:qFormat/>
+    <w:uiPriority w:val="1"/>
+    <w:rPr>
+      <w:sz w:val="18"/>
+      <w:szCs w:val="18"/>
+    </w:rPr>
   </w:style>
-  <w:style w:type="table" w:customStyle="1" w:styleId="TableNormal">
+  <w:style w:type="table" w:customStyle="1" w:styleId="5">
     <w:name w:val="Table Normal"/>
-    <w:uiPriority w:val="2"/>
     <w:semiHidden/>
     <w:unhideWhenUsed/>
     <w:qFormat/>
+    <w:uiPriority w:val="2"/>
     <w:tblPr>
-      <w:tblInd w:w="0" w:type="dxa"/>
       <w:tblCellMar>
         <w:top w:w="0" w:type="dxa"/>
         <w:left w:w="0" w:type="dxa"/>
@@ -7868,27 +7482,17 @@
       </w:tblCellMar>
     </w:tblPr>
   </w:style>
-  <w:style w:type="paragraph" w:styleId="Corpodetexto">
-    <w:name w:val="Body Text"/>
-    <w:basedOn w:val="Normal"/>
+  <w:style w:type="paragraph" w:styleId="6">
+    <w:name w:val="List Paragraph"/>
+    <w:basedOn w:val="1"/>
+    <w:qFormat/>
     <w:uiPriority w:val="1"/>
+  </w:style>
+  <w:style w:type="paragraph" w:customStyle="1" w:styleId="7">
+    <w:name w:val="Table Paragraph"/>
+    <w:basedOn w:val="1"/>
     <w:qFormat/>
-    <w:rPr>
-      <w:sz w:val="18"/>
-      <w:szCs w:val="18"/>
-    </w:rPr>
-  </w:style>
-  <w:style w:type="paragraph" w:styleId="PargrafodaLista">
-    <w:name w:val="List Paragraph"/>
-    <w:basedOn w:val="Normal"/>
     <w:uiPriority w:val="1"/>
-    <w:qFormat/>
-  </w:style>
-  <w:style w:type="paragraph" w:customStyle="1" w:styleId="TableParagraph">
-    <w:name w:val="Table Paragraph"/>
-    <w:basedOn w:val="Normal"/>
-    <w:uiPriority w:val="1"/>
-    <w:qFormat/>
   </w:style>
 </w:styles>
 </file>
@@ -8172,18 +7776,32 @@
     </a:fmtScheme>
   </a:themeElements>
   <a:objectDefaults/>
-  <a:extraClrSchemeLst/>
 </a:theme>
 </file>
 
 <file path=customXml/item1.xml><?xml version="1.0" encoding="utf-8"?>
+<s:customData xmlns="http://www.wps.cn/officeDocument/2013/wpsCustomData" xmlns:s="http://www.wps.cn/officeDocument/2013/wpsCustomData">
+  <customSectProps/>
+  <customShpExts>
+    <customShpInfo spid="_x0000_s1026" textRotate="1"/>
+  </customShpExts>
+</s:customData>
+</file>
+
+<file path=customXml/item2.xml><?xml version="1.0" encoding="utf-8"?>
 <b:Sources xmlns:b="http://schemas.openxmlformats.org/officeDocument/2006/bibliography" xmlns="http://schemas.openxmlformats.org/officeDocument/2006/bibliography" SelectedStyle="\APASixthEditionOfficeOnline.xsl" StyleName="APA" Version="6"/>
 </file>
 
 <file path=customXml/itemProps1.xml><?xml version="1.0" encoding="utf-8"?>
-<ds:datastoreItem xmlns:ds="http://schemas.openxmlformats.org/officeDocument/2006/customXml" ds:itemID="{0B41C098-F3AF-4842-8E6B-1F0CA684F5E1}">
+<ds:datastoreItem xmlns:ds="http://schemas.openxmlformats.org/officeDocument/2006/customXml" ds:itemID="{B1977F7D-205B-4081-913C-38D41E755F92}">
   <ds:schemaRefs>
-    <ds:schemaRef ds:uri="http://schemas.openxmlformats.org/officeDocument/2006/bibliography"/>
+    <ds:schemaRef ds:uri="http://www.wps.cn/officeDocument/2013/wpsCustomData"/>
   </ds:schemaRefs>
 </ds:datastoreItem>
+</file>
+
+<file path=customXml/itemProps2.xml><?xml version="1.0" encoding="utf-8"?>
+<ds:datastoreItem xmlns:ds="http://schemas.openxmlformats.org/officeDocument/2006/customXml" ds:itemID="{0B41C098-F3AF-4842-8E6B-1F0CA684F5E1}">
+  <ds:schemaRefs/>
+</ds:datastoreItem>
 </file>